--- a/public/cv/Oladiti Adewale John CV Technical Project Manager 2026.docx
+++ b/public/cv/Oladiti Adewale John CV Technical Project Manager 2026.docx
@@ -1,6 +1,6 @@
 
 <file path=word/document.xml><?xml version="1.0" encoding="utf-8"?>
-<w:document xmlns:wpc="http://schemas.microsoft.com/office/word/2010/wordprocessingCanvas" xmlns:mc="http://schemas.openxmlformats.org/markup-compatibility/2006" xmlns:o="urn:schemas-microsoft-com:office:office" xmlns:r="http://schemas.openxmlformats.org/officeDocument/2006/relationships" xmlns:m="http://schemas.openxmlformats.org/officeDocument/2006/math" xmlns:v="urn:schemas-microsoft-com:vml" xmlns:wp14="http://schemas.microsoft.com/office/word/2010/wordprocessingDrawing" xmlns:wp="http://schemas.openxmlformats.org/drawingml/2006/wordprocessingDrawing" xmlns:w10="urn:schemas-microsoft-com:office:word" xmlns:w="http://schemas.openxmlformats.org/wordprocessingml/2006/main" xmlns:w14="http://schemas.microsoft.com/office/word/2010/wordml" xmlns:w15="http://schemas.microsoft.com/office/word/2012/wordml" xmlns:wpg="http://schemas.microsoft.com/office/word/2010/wordprocessingGroup" xmlns:wpi="http://schemas.microsoft.com/office/word/2010/wordprocessingInk" xmlns:wne="http://schemas.microsoft.com/office/word/2006/wordml" xmlns:wps="http://schemas.microsoft.com/office/word/2010/wordprocessingShape" xmlns:cx="http://schemas.microsoft.com/office/drawing/2014/chartex" xmlns:cx1="http://schemas.microsoft.com/office/drawing/2015/9/8/chartex" xmlns:cx2="http://schemas.microsoft.com/office/drawing/2015/10/21/chartex" xmlns:cx3="http://schemas.microsoft.com/office/drawing/2016/5/9/chartex" xmlns:cx4="http://schemas.microsoft.com/office/drawing/2016/5/10/chartex" xmlns:cx5="http://schemas.microsoft.com/office/drawing/2016/5/11/chartex" xmlns:cx6="http://schemas.microsoft.com/office/drawing/2016/5/12/chartex" xmlns:cx7="http://schemas.microsoft.com/office/drawing/2016/5/13/chartex" xmlns:cx8="http://schemas.microsoft.com/office/drawing/2016/5/14/chartex" xmlns:aink="http://schemas.microsoft.com/office/drawing/2016/ink" xmlns:am3d="http://schemas.microsoft.com/office/drawing/2017/model3d" xmlns:w16cex="http://schemas.microsoft.com/office/word/2018/wordml/cex" xmlns:w16cid="http://schemas.microsoft.com/office/word/2016/wordml/cid" xmlns:w16="http://schemas.microsoft.com/office/word/2018/wordml" xmlns:w16sdtdh="http://schemas.microsoft.com/office/word/2020/wordml/sdtdatahash" xmlns:w16se="http://schemas.microsoft.com/office/word/2015/wordml/symex" mc:Ignorable="w14 w15 wp14">
+<w:document xmlns:wpc="http://schemas.microsoft.com/office/word/2010/wordprocessingCanvas" xmlns:cx="http://schemas.microsoft.com/office/drawing/2014/chartex" xmlns:cx1="http://schemas.microsoft.com/office/drawing/2015/9/8/chartex" xmlns:cx2="http://schemas.microsoft.com/office/drawing/2015/10/21/chartex" xmlns:cx3="http://schemas.microsoft.com/office/drawing/2016/5/9/chartex" xmlns:cx4="http://schemas.microsoft.com/office/drawing/2016/5/10/chartex" xmlns:cx5="http://schemas.microsoft.com/office/drawing/2016/5/11/chartex" xmlns:cx6="http://schemas.microsoft.com/office/drawing/2016/5/12/chartex" xmlns:cx7="http://schemas.microsoft.com/office/drawing/2016/5/13/chartex" xmlns:cx8="http://schemas.microsoft.com/office/drawing/2016/5/14/chartex" xmlns:mc="http://schemas.openxmlformats.org/markup-compatibility/2006" xmlns:aink="http://schemas.microsoft.com/office/drawing/2016/ink" xmlns:am3d="http://schemas.microsoft.com/office/drawing/2017/model3d" xmlns:o="urn:schemas-microsoft-com:office:office" xmlns:oel="http://schemas.microsoft.com/office/2019/extlst" xmlns:r="http://schemas.openxmlformats.org/officeDocument/2006/relationships" xmlns:m="http://schemas.openxmlformats.org/officeDocument/2006/math" xmlns:v="urn:schemas-microsoft-com:vml" xmlns:wp14="http://schemas.microsoft.com/office/word/2010/wordprocessingDrawing" xmlns:wp="http://schemas.openxmlformats.org/drawingml/2006/wordprocessingDrawing" xmlns:w10="urn:schemas-microsoft-com:office:word" xmlns:w="http://schemas.openxmlformats.org/wordprocessingml/2006/main" xmlns:w14="http://schemas.microsoft.com/office/word/2010/wordml" xmlns:w15="http://schemas.microsoft.com/office/word/2012/wordml" xmlns:w16cex="http://schemas.microsoft.com/office/word/2018/wordml/cex" xmlns:w16cid="http://schemas.microsoft.com/office/word/2016/wordml/cid" xmlns:w16="http://schemas.microsoft.com/office/word/2018/wordml" xmlns:w16du="http://schemas.microsoft.com/office/word/2023/wordml/word16du" xmlns:w16sdtdh="http://schemas.microsoft.com/office/word/2020/wordml/sdtdatahash" xmlns:w16sdtfl="http://schemas.microsoft.com/office/word/2024/wordml/sdtformatlock" xmlns:w16se="http://schemas.microsoft.com/office/word/2015/wordml/symex" xmlns:wpg="http://schemas.microsoft.com/office/word/2010/wordprocessingGroup" xmlns:wpi="http://schemas.microsoft.com/office/word/2010/wordprocessingInk" xmlns:wne="http://schemas.microsoft.com/office/word/2006/wordml" xmlns:wps="http://schemas.microsoft.com/office/word/2010/wordprocessingShape" mc:Ignorable="w14 w15 w16se w16cid w16 w16cex w16sdtdh w16sdtfl w16du wp14">
   <w:body>
     <w:p>
       <w:pPr>
@@ -8,14 +8,14 @@
       </w:pPr>
       <w:r>
         <w:rPr>
-          <w:rFonts w:ascii="Calibri" w:cs="Calibri" w:eastAsia="Calibri" w:hAnsi="Calibri"/>
+          <w:rFonts w:ascii="Calibri" w:eastAsia="Calibri" w:hAnsi="Calibri" w:cs="Calibri"/>
           <w:b/>
           <w:bCs/>
           <w:color w:val="1F3A5F"/>
           <w:sz w:val="40"/>
           <w:szCs w:val="40"/>
         </w:rPr>
-        <w:t xml:space="preserve">OLADITI ADEWALE JOHN</w:t>
+        <w:t>OLADITI ADEWALE JOHN</w:t>
       </w:r>
     </w:p>
     <w:p>
@@ -24,66 +24,131 @@
       </w:pPr>
       <w:r>
         <w:rPr>
-          <w:rFonts w:ascii="Calibri" w:cs="Calibri" w:eastAsia="Calibri" w:hAnsi="Calibri"/>
+          <w:rFonts w:ascii="Calibri" w:eastAsia="Calibri" w:hAnsi="Calibri" w:cs="Calibri"/>
           <w:b/>
           <w:bCs/>
           <w:color w:val="1F3A5F"/>
           <w:sz w:val="22"/>
           <w:szCs w:val="22"/>
         </w:rPr>
-        <w:t xml:space="preserve">Technical Project Manager — Delivery, Coordination &amp; Stakeholder Management · Software Engineering Background · MBA</w:t>
-      </w:r>
-    </w:p>
-    <w:p>
-      <w:pPr>
-        <w:spacing w:after="40"/>
-      </w:pPr>
-      <w:r>
-        <w:rPr>
-          <w:rFonts w:ascii="Calibri" w:cs="Calibri" w:eastAsia="Calibri" w:hAnsi="Calibri"/>
+        <w:t>Technical Project Manager — Delivery, Coordination &amp; Stakeholder Management · Software Engineering Background · MBA</w:t>
+      </w:r>
+    </w:p>
+    <w:p>
+      <w:pPr>
+        <w:spacing w:after="40"/>
+        <w:rPr>
+          <w:rFonts w:ascii="Calibri" w:eastAsia="Calibri" w:hAnsi="Calibri" w:cs="Calibri"/>
           <w:color w:val="555555"/>
           <w:sz w:val="18"/>
           <w:szCs w:val="18"/>
         </w:rPr>
-        <w:t xml:space="preserve">Ibadan, Nigeria — Open to Remote / International Opportunities   |   adewale.oladiti28@gmail.com   |   +234 706 760 2193</w:t>
+      </w:pPr>
+      <w:r>
+        <w:rPr>
+          <w:rFonts w:ascii="Calibri" w:eastAsia="Calibri" w:hAnsi="Calibri" w:cs="Calibri"/>
+          <w:color w:val="555555"/>
+          <w:sz w:val="18"/>
+          <w:szCs w:val="18"/>
+        </w:rPr>
+        <w:t>Ibadan, Nigeria — Open to Remote / International Opportunities   |   adewale.oladiti28@gmail.com   |   +234 706 760 2193</w:t>
       </w:r>
     </w:p>
     <w:p>
       <w:pPr>
         <w:pBdr>
-          <w:bottom w:val="single" w:color="CCCCCC" w:sz="6" w:space="4"/>
+          <w:bottom w:val="single" w:sz="6" w:space="4" w:color="CCCCCC"/>
         </w:pBdr>
         <w:spacing w:after="160"/>
       </w:pPr>
       <w:r>
         <w:rPr>
-          <w:rFonts w:ascii="Calibri" w:cs="Calibri" w:eastAsia="Calibri" w:hAnsi="Calibri"/>
+          <w:rFonts w:ascii="Calibri" w:eastAsia="Calibri" w:hAnsi="Calibri" w:cs="Calibri"/>
           <w:i/>
           <w:iCs/>
           <w:color w:val="555555"/>
           <w:sz w:val="18"/>
           <w:szCs w:val="18"/>
         </w:rPr>
-        <w:t xml:space="preserve">LinkedIn: [add your URL]   |   GitHub: [add your URL]   |   Portfolio: [add your URL, if available]</w:t>
-      </w:r>
+        <w:t xml:space="preserve">LinkedIn: </w:t>
+      </w:r>
+      <w:hyperlink r:id="rId5" w:history="1">
+        <w:r>
+          <w:rPr>
+            <w:rStyle w:val="Hyperlink"/>
+            <w:rFonts w:ascii="Calibri" w:eastAsia="Calibri" w:hAnsi="Calibri" w:cs="Calibri"/>
+            <w:i/>
+            <w:iCs/>
+            <w:sz w:val="18"/>
+            <w:szCs w:val="18"/>
+          </w:rPr>
+          <w:t>Click to open</w:t>
+        </w:r>
+      </w:hyperlink>
+      <w:r>
+        <w:rPr>
+          <w:rFonts w:ascii="Calibri" w:eastAsia="Calibri" w:hAnsi="Calibri" w:cs="Calibri"/>
+          <w:i/>
+          <w:iCs/>
+          <w:color w:val="555555"/>
+          <w:sz w:val="18"/>
+          <w:szCs w:val="18"/>
+        </w:rPr>
+        <w:t xml:space="preserve">   |   GitHub: </w:t>
+      </w:r>
+      <w:hyperlink r:id="rId6" w:history="1">
+        <w:r>
+          <w:rPr>
+            <w:rStyle w:val="Hyperlink"/>
+            <w:rFonts w:ascii="Calibri" w:eastAsia="Calibri" w:hAnsi="Calibri" w:cs="Calibri"/>
+            <w:i/>
+            <w:iCs/>
+            <w:sz w:val="18"/>
+            <w:szCs w:val="18"/>
+          </w:rPr>
+          <w:t>Click to open</w:t>
+        </w:r>
+      </w:hyperlink>
+      <w:r>
+        <w:rPr>
+          <w:rFonts w:ascii="Calibri" w:eastAsia="Calibri" w:hAnsi="Calibri" w:cs="Calibri"/>
+          <w:i/>
+          <w:iCs/>
+          <w:color w:val="555555"/>
+          <w:sz w:val="18"/>
+          <w:szCs w:val="18"/>
+        </w:rPr>
+        <w:t xml:space="preserve">   |   Portfolio: </w:t>
+      </w:r>
+      <w:hyperlink r:id="rId7" w:history="1">
+        <w:r>
+          <w:rPr>
+            <w:rStyle w:val="Hyperlink"/>
+            <w:rFonts w:ascii="Calibri" w:eastAsia="Calibri" w:hAnsi="Calibri" w:cs="Calibri"/>
+            <w:i/>
+            <w:iCs/>
+            <w:sz w:val="18"/>
+            <w:szCs w:val="18"/>
+          </w:rPr>
+          <w:t>Click to open</w:t>
+        </w:r>
+      </w:hyperlink>
     </w:p>
     <w:p>
       <w:pPr>
         <w:pBdr>
-          <w:bottom w:val="single" w:color="CCCCCC" w:sz="4" w:space="2"/>
+          <w:bottom w:val="single" w:sz="4" w:space="2" w:color="CCCCCC"/>
         </w:pBdr>
-        <w:spacing w:after="100" w:before="200"/>
-      </w:pPr>
-      <w:r>
-        <w:rPr>
-          <w:rFonts w:ascii="Calibri" w:cs="Calibri" w:eastAsia="Calibri" w:hAnsi="Calibri"/>
+        <w:spacing w:before="200" w:after="100"/>
+      </w:pPr>
+      <w:r>
+        <w:rPr>
+          <w:rFonts w:ascii="Calibri" w:eastAsia="Calibri" w:hAnsi="Calibri" w:cs="Calibri"/>
           <w:b/>
           <w:bCs/>
           <w:color w:val="1F3A5F"/>
-          <w:sz w:val="20"/>
-          <w:szCs w:val="20"/>
-        </w:rPr>
-        <w:t xml:space="preserve">PROFESSIONAL SUMMARY</w:t>
+        </w:rPr>
+        <w:t>PROFESSIONAL SUMMARY</w:t>
       </w:r>
     </w:p>
     <w:p>
@@ -92,30 +157,26 @@
       </w:pPr>
       <w:r>
         <w:rPr>
-          <w:rFonts w:ascii="Calibri" w:cs="Calibri" w:eastAsia="Calibri" w:hAnsi="Calibri"/>
-          <w:sz w:val="20"/>
-          <w:szCs w:val="20"/>
-        </w:rPr>
-        <w:t xml:space="preserve">Individual contributor with direct experience coordinating technical delivery — managing priorities, timelines, and stakeholders across cross-functional teams, and owning projects end-to-end as sole developer on smaller engagements. Combines hands-on software engineering fluency (Python, Django, React, cloud deployment) with an MBA in business strategy and operations, enabling realistic scoping, feasibility assessment, and direct technical conversations with engineering teams. Comfortable managing multiple concurrent engagements and stakeholders at once.</w:t>
+          <w:rFonts w:ascii="Calibri" w:eastAsia="Calibri" w:hAnsi="Calibri" w:cs="Calibri"/>
+        </w:rPr>
+        <w:t>Individual contributor with direct experience coordinating technical delivery — managing priorities, timelines, and stakeholders across cross-functional teams, and owning projects end-to-end as sole developer on smaller engagements. Combines hands-on software engineering fluency (Python, Django, React, cloud deployment) with an MBA in business strategy and operations, enabling realistic scoping, feasibility assessment, and direct technical conversations with engineering teams. Comfortable managing multiple concurrent engagements and stakeholders at once.</w:t>
       </w:r>
     </w:p>
     <w:p>
       <w:pPr>
         <w:pBdr>
-          <w:bottom w:val="single" w:color="CCCCCC" w:sz="4" w:space="2"/>
+          <w:bottom w:val="single" w:sz="4" w:space="2" w:color="CCCCCC"/>
         </w:pBdr>
-        <w:spacing w:after="100" w:before="200"/>
-      </w:pPr>
-      <w:r>
-        <w:rPr>
-          <w:rFonts w:ascii="Calibri" w:cs="Calibri" w:eastAsia="Calibri" w:hAnsi="Calibri"/>
+        <w:spacing w:before="200" w:after="100"/>
+      </w:pPr>
+      <w:r>
+        <w:rPr>
+          <w:rFonts w:ascii="Calibri" w:eastAsia="Calibri" w:hAnsi="Calibri" w:cs="Calibri"/>
           <w:b/>
           <w:bCs/>
           <w:color w:val="1F3A5F"/>
-          <w:sz w:val="20"/>
-          <w:szCs w:val="20"/>
-        </w:rPr>
-        <w:t xml:space="preserve">CORE SKILLS</w:t>
+        </w:rPr>
+        <w:t>CORE SKILLS</w:t>
       </w:r>
     </w:p>
     <w:p>
@@ -124,22 +185,18 @@
       </w:pPr>
       <w:r>
         <w:rPr>
-          <w:rFonts w:ascii="Calibri" w:cs="Calibri" w:eastAsia="Calibri" w:hAnsi="Calibri"/>
+          <w:rFonts w:ascii="Calibri" w:eastAsia="Calibri" w:hAnsi="Calibri" w:cs="Calibri"/>
           <w:b/>
           <w:bCs/>
           <w:color w:val="1F3A5F"/>
-          <w:sz w:val="20"/>
-          <w:szCs w:val="20"/>
         </w:rPr>
         <w:t xml:space="preserve">Project &amp; Delivery Management: </w:t>
       </w:r>
       <w:r>
         <w:rPr>
-          <w:rFonts w:ascii="Calibri" w:cs="Calibri" w:eastAsia="Calibri" w:hAnsi="Calibri"/>
-          <w:sz w:val="20"/>
-          <w:szCs w:val="20"/>
-        </w:rPr>
-        <w:t xml:space="preserve">Priority &amp; Timeline Management, Cross-Functional Team Coordination, Requirements Gathering &amp; Scoping, Risk/Blocker Identification &amp; Resolution, Stakeholder Communication</w:t>
+          <w:rFonts w:ascii="Calibri" w:eastAsia="Calibri" w:hAnsi="Calibri" w:cs="Calibri"/>
+        </w:rPr>
+        <w:t>Priority &amp; Timeline Management, Cross-Functional Team Coordination, Requirements Gathering &amp; Scoping, Risk/Blocker Identification &amp; Resolution, Stakeholder Communication</w:t>
       </w:r>
     </w:p>
     <w:p>
@@ -148,22 +205,18 @@
       </w:pPr>
       <w:r>
         <w:rPr>
-          <w:rFonts w:ascii="Calibri" w:cs="Calibri" w:eastAsia="Calibri" w:hAnsi="Calibri"/>
+          <w:rFonts w:ascii="Calibri" w:eastAsia="Calibri" w:hAnsi="Calibri" w:cs="Calibri"/>
           <w:b/>
           <w:bCs/>
           <w:color w:val="1F3A5F"/>
-          <w:sz w:val="20"/>
-          <w:szCs w:val="20"/>
         </w:rPr>
         <w:t xml:space="preserve">Technical Fluency: </w:t>
       </w:r>
       <w:r>
         <w:rPr>
-          <w:rFonts w:ascii="Calibri" w:cs="Calibri" w:eastAsia="Calibri" w:hAnsi="Calibri"/>
-          <w:sz w:val="20"/>
-          <w:szCs w:val="20"/>
-        </w:rPr>
-        <w:t xml:space="preserve">Python, Django, React, RESTful APIs, System Design, Docker, CI/CD, Cloud Deployment (AWS)</w:t>
+          <w:rFonts w:ascii="Calibri" w:eastAsia="Calibri" w:hAnsi="Calibri" w:cs="Calibri"/>
+        </w:rPr>
+        <w:t>Python, Django, React, RESTful APIs, System Design, Docker, CI/CD, Cloud Deployment (AWS)</w:t>
       </w:r>
     </w:p>
     <w:p>
@@ -172,41 +225,35 @@
       </w:pPr>
       <w:r>
         <w:rPr>
-          <w:rFonts w:ascii="Calibri" w:cs="Calibri" w:eastAsia="Calibri" w:hAnsi="Calibri"/>
+          <w:rFonts w:ascii="Calibri" w:eastAsia="Calibri" w:hAnsi="Calibri" w:cs="Calibri"/>
           <w:b/>
           <w:bCs/>
           <w:color w:val="1F3A5F"/>
-          <w:sz w:val="20"/>
-          <w:szCs w:val="20"/>
         </w:rPr>
         <w:t xml:space="preserve">Business: </w:t>
       </w:r>
       <w:r>
         <w:rPr>
-          <w:rFonts w:ascii="Calibri" w:cs="Calibri" w:eastAsia="Calibri" w:hAnsi="Calibri"/>
-          <w:sz w:val="20"/>
-          <w:szCs w:val="20"/>
-        </w:rPr>
-        <w:t xml:space="preserve">MBA Coursework (Strategy &amp; Operations), Agile/Scrum, Payment/Fintech Systems Exposure</w:t>
+          <w:rFonts w:ascii="Calibri" w:eastAsia="Calibri" w:hAnsi="Calibri" w:cs="Calibri"/>
+        </w:rPr>
+        <w:t>MBA Coursework (Strategy &amp; Operations), Agile/Scrum, Payment/Fintech Systems Exposure</w:t>
       </w:r>
     </w:p>
     <w:p>
       <w:pPr>
         <w:pBdr>
-          <w:bottom w:val="single" w:color="CCCCCC" w:sz="4" w:space="2"/>
+          <w:bottom w:val="single" w:sz="4" w:space="2" w:color="CCCCCC"/>
         </w:pBdr>
-        <w:spacing w:after="100" w:before="200"/>
-      </w:pPr>
-      <w:r>
-        <w:rPr>
-          <w:rFonts w:ascii="Calibri" w:cs="Calibri" w:eastAsia="Calibri" w:hAnsi="Calibri"/>
+        <w:spacing w:before="200" w:after="100"/>
+      </w:pPr>
+      <w:r>
+        <w:rPr>
+          <w:rFonts w:ascii="Calibri" w:eastAsia="Calibri" w:hAnsi="Calibri" w:cs="Calibri"/>
           <w:b/>
           <w:bCs/>
           <w:color w:val="1F3A5F"/>
-          <w:sz w:val="20"/>
-          <w:szCs w:val="20"/>
-        </w:rPr>
-        <w:t xml:space="preserve">PROFESSIONAL EXPERIENCE</w:t>
+        </w:rPr>
+        <w:t>PROFESSIONAL EXPERIENCE</w:t>
       </w:r>
     </w:p>
     <w:p>
@@ -214,29 +261,30 @@
         <w:tabs>
           <w:tab w:val="right" w:pos="9360"/>
         </w:tabs>
-        <w:spacing w:after="20" w:before="140"/>
-      </w:pPr>
-      <w:r>
-        <w:rPr>
-          <w:rFonts w:ascii="Calibri" w:cs="Calibri" w:eastAsia="Calibri" w:hAnsi="Calibri"/>
+        <w:spacing w:before="140" w:after="20"/>
+      </w:pPr>
+      <w:r>
+        <w:rPr>
+          <w:rFonts w:ascii="Calibri" w:eastAsia="Calibri" w:hAnsi="Calibri" w:cs="Calibri"/>
           <w:b/>
           <w:bCs/>
           <w:color w:val="1F3A5F"/>
           <w:sz w:val="21"/>
           <w:szCs w:val="21"/>
         </w:rPr>
-        <w:t xml:space="preserve">Full-Stack Developer</w:t>
-      </w:r>
-      <w:r>
-        <w:rPr>
-          <w:rFonts w:ascii="Calibri" w:cs="Calibri" w:eastAsia="Calibri" w:hAnsi="Calibri"/>
+        <w:t>Full-Stack Developer</w:t>
+      </w:r>
+      <w:r>
+        <w:rPr>
+          <w:rFonts w:ascii="Calibri" w:eastAsia="Calibri" w:hAnsi="Calibri" w:cs="Calibri"/>
           <w:b/>
           <w:bCs/>
           <w:color w:val="555555"/>
           <w:sz w:val="19"/>
           <w:szCs w:val="19"/>
         </w:rPr>
-        <w:t xml:space="preserve">	May 2024 – Present</w:t>
+        <w:tab/>
+        <w:t>May 2024 – Present</w:t>
       </w:r>
     </w:p>
     <w:p>
@@ -245,14 +293,14 @@
       </w:pPr>
       <w:r>
         <w:rPr>
-          <w:rFonts w:ascii="Calibri" w:cs="Calibri" w:eastAsia="Calibri" w:hAnsi="Calibri"/>
+          <w:rFonts w:ascii="Calibri" w:eastAsia="Calibri" w:hAnsi="Calibri" w:cs="Calibri"/>
           <w:i/>
           <w:iCs/>
           <w:color w:val="555555"/>
           <w:sz w:val="19"/>
           <w:szCs w:val="19"/>
         </w:rPr>
-        <w:t xml:space="preserve">Xpress Access Data Solutions — Lagos, Nigeria (Remote)</w:t>
+        <w:t>Xpress Access Data Solutions — Lagos, Nigeria (Remote)</w:t>
       </w:r>
     </w:p>
     <w:p>
@@ -266,11 +314,9 @@
       </w:pPr>
       <w:r>
         <w:rPr>
-          <w:rFonts w:ascii="Calibri" w:cs="Calibri" w:eastAsia="Calibri" w:hAnsi="Calibri"/>
-          <w:sz w:val="20"/>
-          <w:szCs w:val="20"/>
-        </w:rPr>
-        <w:t xml:space="preserve">Work directly with clinical stakeholders and product managers, translating operational requirements into scoped, shipped functionality on a production platform.</w:t>
+          <w:rFonts w:ascii="Calibri" w:eastAsia="Calibri" w:hAnsi="Calibri" w:cs="Calibri"/>
+        </w:rPr>
+        <w:t>Work directly with clinical stakeholders and product managers, translating operational requirements into scoped, shipped functionality on a production platform.</w:t>
       </w:r>
     </w:p>
     <w:p>
@@ -284,11 +330,9 @@
       </w:pPr>
       <w:r>
         <w:rPr>
-          <w:rFonts w:ascii="Calibri" w:cs="Calibri" w:eastAsia="Calibri" w:hAnsi="Calibri"/>
-          <w:sz w:val="20"/>
-          <w:szCs w:val="20"/>
-        </w:rPr>
-        <w:t xml:space="preserve">Coordinate with a co-developer to divide project scope and keep delivery on track across application modules.</w:t>
+          <w:rFonts w:ascii="Calibri" w:eastAsia="Calibri" w:hAnsi="Calibri" w:cs="Calibri"/>
+        </w:rPr>
+        <w:t>Coordinate with a co-developer to divide project scope and keep delivery on track across application modules.</w:t>
       </w:r>
     </w:p>
     <w:p>
@@ -302,11 +346,9 @@
       </w:pPr>
       <w:r>
         <w:rPr>
-          <w:rFonts w:ascii="Calibri" w:cs="Calibri" w:eastAsia="Calibri" w:hAnsi="Calibri"/>
-          <w:sz w:val="20"/>
-          <w:szCs w:val="20"/>
-        </w:rPr>
-        <w:t xml:space="preserve">Own delivery of a payment integration workstream — an in-app wallet plus Paystack — from requirement through production.</w:t>
+          <w:rFonts w:ascii="Calibri" w:eastAsia="Calibri" w:hAnsi="Calibri" w:cs="Calibri"/>
+        </w:rPr>
+        <w:t>Own delivery of a payment integration workstream — an in-app wallet plus Paystack — from requirement through production.</w:t>
       </w:r>
     </w:p>
     <w:p>
@@ -320,11 +362,9 @@
       </w:pPr>
       <w:r>
         <w:rPr>
-          <w:rFonts w:ascii="Calibri" w:cs="Calibri" w:eastAsia="Calibri" w:hAnsi="Calibri"/>
-          <w:sz w:val="20"/>
-          <w:szCs w:val="20"/>
-        </w:rPr>
-        <w:t xml:space="preserve">Manage role-based access requirements across four clinical user types as part of ongoing platform delivery.</w:t>
+          <w:rFonts w:ascii="Calibri" w:eastAsia="Calibri" w:hAnsi="Calibri" w:cs="Calibri"/>
+        </w:rPr>
+        <w:t>Manage role-based access requirements across four clinical user types as part of ongoing platform delivery.</w:t>
       </w:r>
     </w:p>
     <w:p>
@@ -332,29 +372,30 @@
         <w:tabs>
           <w:tab w:val="right" w:pos="9360"/>
         </w:tabs>
-        <w:spacing w:after="20" w:before="140"/>
-      </w:pPr>
-      <w:r>
-        <w:rPr>
-          <w:rFonts w:ascii="Calibri" w:cs="Calibri" w:eastAsia="Calibri" w:hAnsi="Calibri"/>
+        <w:spacing w:before="140" w:after="20"/>
+      </w:pPr>
+      <w:r>
+        <w:rPr>
+          <w:rFonts w:ascii="Calibri" w:eastAsia="Calibri" w:hAnsi="Calibri" w:cs="Calibri"/>
           <w:b/>
           <w:bCs/>
           <w:color w:val="1F3A5F"/>
           <w:sz w:val="21"/>
           <w:szCs w:val="21"/>
         </w:rPr>
-        <w:t xml:space="preserve">Senior Software Engineer (Contract)</w:t>
-      </w:r>
-      <w:r>
-        <w:rPr>
-          <w:rFonts w:ascii="Calibri" w:cs="Calibri" w:eastAsia="Calibri" w:hAnsi="Calibri"/>
+        <w:t>Senior Software Engineer (Contract)</w:t>
+      </w:r>
+      <w:r>
+        <w:rPr>
+          <w:rFonts w:ascii="Calibri" w:eastAsia="Calibri" w:hAnsi="Calibri" w:cs="Calibri"/>
           <w:b/>
           <w:bCs/>
           <w:color w:val="555555"/>
           <w:sz w:val="19"/>
           <w:szCs w:val="19"/>
         </w:rPr>
-        <w:t xml:space="preserve">	2025 – 2026</w:t>
+        <w:tab/>
+        <w:t>2025 – 2026</w:t>
       </w:r>
     </w:p>
     <w:p>
@@ -363,14 +404,14 @@
       </w:pPr>
       <w:r>
         <w:rPr>
-          <w:rFonts w:ascii="Calibri" w:cs="Calibri" w:eastAsia="Calibri" w:hAnsi="Calibri"/>
+          <w:rFonts w:ascii="Calibri" w:eastAsia="Calibri" w:hAnsi="Calibri" w:cs="Calibri"/>
           <w:i/>
           <w:iCs/>
           <w:color w:val="555555"/>
           <w:sz w:val="19"/>
           <w:szCs w:val="19"/>
         </w:rPr>
-        <w:t xml:space="preserve">Flourish Prime Technologies — Enugu, Nigeria (Remote)</w:t>
+        <w:t>Flourish Prime Technologies — Enugu, Nigeria (Remote)</w:t>
       </w:r>
     </w:p>
     <w:p>
@@ -384,11 +425,9 @@
       </w:pPr>
       <w:r>
         <w:rPr>
-          <w:rFonts w:ascii="Calibri" w:cs="Calibri" w:eastAsia="Calibri" w:hAnsi="Calibri"/>
-          <w:sz w:val="20"/>
-          <w:szCs w:val="20"/>
-        </w:rPr>
-        <w:t xml:space="preserve">Coordinated priorities, task allocation, and delivery across a cross-functional team that scaled up to four developers and three designers, under a compressed timeline.</w:t>
+          <w:rFonts w:ascii="Calibri" w:eastAsia="Calibri" w:hAnsi="Calibri" w:cs="Calibri"/>
+        </w:rPr>
+        <w:t>Coordinated priorities, task allocation, and delivery across a cross-functional team that scaled up to four developers and three designers, under a compressed timeline.</w:t>
       </w:r>
     </w:p>
     <w:p>
@@ -402,11 +441,9 @@
       </w:pPr>
       <w:r>
         <w:rPr>
-          <w:rFonts w:ascii="Calibri" w:cs="Calibri" w:eastAsia="Calibri" w:hAnsi="Calibri"/>
-          <w:sz w:val="20"/>
-          <w:szCs w:val="20"/>
-        </w:rPr>
-        <w:t xml:space="preserve">Managed the onboarding workstream for new client organizations, including scoping an AI-assisted onboarding feature (CV parsing, automated course generation).</w:t>
+          <w:rFonts w:ascii="Calibri" w:eastAsia="Calibri" w:hAnsi="Calibri" w:cs="Calibri"/>
+        </w:rPr>
+        <w:t>Managed the onboarding workstream for new client organizations, including scoping an AI-assisted onboarding feature (CV parsing, automated course generation).</w:t>
       </w:r>
     </w:p>
     <w:p>
@@ -420,11 +457,9 @@
       </w:pPr>
       <w:r>
         <w:rPr>
-          <w:rFonts w:ascii="Calibri" w:cs="Calibri" w:eastAsia="Calibri" w:hAnsi="Calibri"/>
-          <w:sz w:val="20"/>
-          <w:szCs w:val="20"/>
-        </w:rPr>
-        <w:t xml:space="preserve">Identified and resolved workflow and logic issues introduced by other developers — direct risk identification and mitigation work.</w:t>
+          <w:rFonts w:ascii="Calibri" w:eastAsia="Calibri" w:hAnsi="Calibri" w:cs="Calibri"/>
+        </w:rPr>
+        <w:t>Identified and resolved workflow and logic issues introduced by other developers — direct risk identification and mitigation work.</w:t>
       </w:r>
     </w:p>
     <w:p>
@@ -438,11 +473,9 @@
       </w:pPr>
       <w:r>
         <w:rPr>
-          <w:rFonts w:ascii="Calibri" w:cs="Calibri" w:eastAsia="Calibri" w:hAnsi="Calibri"/>
-          <w:sz w:val="20"/>
-          <w:szCs w:val="20"/>
-        </w:rPr>
-        <w:t xml:space="preserve">Owned the technical delivery pipeline (Docker, CI/CD, AWS) to keep releases on track.</w:t>
+          <w:rFonts w:ascii="Calibri" w:eastAsia="Calibri" w:hAnsi="Calibri" w:cs="Calibri"/>
+        </w:rPr>
+        <w:t>Owned the technical delivery pipeline (Docker, CI/CD, AWS) to keep releases on track.</w:t>
       </w:r>
     </w:p>
     <w:p>
@@ -450,29 +483,30 @@
         <w:tabs>
           <w:tab w:val="right" w:pos="9360"/>
         </w:tabs>
-        <w:spacing w:after="20" w:before="140"/>
-      </w:pPr>
-      <w:r>
-        <w:rPr>
-          <w:rFonts w:ascii="Calibri" w:cs="Calibri" w:eastAsia="Calibri" w:hAnsi="Calibri"/>
+        <w:spacing w:before="140" w:after="20"/>
+      </w:pPr>
+      <w:r>
+        <w:rPr>
+          <w:rFonts w:ascii="Calibri" w:eastAsia="Calibri" w:hAnsi="Calibri" w:cs="Calibri"/>
           <w:b/>
           <w:bCs/>
           <w:color w:val="1F3A5F"/>
           <w:sz w:val="21"/>
           <w:szCs w:val="21"/>
         </w:rPr>
-        <w:t xml:space="preserve">Software Engineer (Contract / Freelance)</w:t>
-      </w:r>
-      <w:r>
-        <w:rPr>
-          <w:rFonts w:ascii="Calibri" w:cs="Calibri" w:eastAsia="Calibri" w:hAnsi="Calibri"/>
+        <w:t>Software Engineer (Contract / Freelance)</w:t>
+      </w:r>
+      <w:r>
+        <w:rPr>
+          <w:rFonts w:ascii="Calibri" w:eastAsia="Calibri" w:hAnsi="Calibri" w:cs="Calibri"/>
           <w:b/>
           <w:bCs/>
           <w:color w:val="555555"/>
           <w:sz w:val="19"/>
           <w:szCs w:val="19"/>
         </w:rPr>
-        <w:t xml:space="preserve">	2025 – 2026</w:t>
+        <w:tab/>
+        <w:t>2025 – 2026</w:t>
       </w:r>
     </w:p>
     <w:p>
@@ -481,14 +515,14 @@
       </w:pPr>
       <w:r>
         <w:rPr>
-          <w:rFonts w:ascii="Calibri" w:cs="Calibri" w:eastAsia="Calibri" w:hAnsi="Calibri"/>
+          <w:rFonts w:ascii="Calibri" w:eastAsia="Calibri" w:hAnsi="Calibri" w:cs="Calibri"/>
           <w:i/>
           <w:iCs/>
           <w:color w:val="555555"/>
           <w:sz w:val="19"/>
           <w:szCs w:val="19"/>
         </w:rPr>
-        <w:t xml:space="preserve">Grazconcepts Limited — Remote (Africa Market)</w:t>
+        <w:t>Grazconcepts Limited — Remote (Africa Market)</w:t>
       </w:r>
     </w:p>
     <w:p>
@@ -502,11 +536,9 @@
       </w:pPr>
       <w:r>
         <w:rPr>
-          <w:rFonts w:ascii="Calibri" w:cs="Calibri" w:eastAsia="Calibri" w:hAnsi="Calibri"/>
-          <w:sz w:val="20"/>
-          <w:szCs w:val="20"/>
-        </w:rPr>
-        <w:t xml:space="preserve">Owned an entire project end-to-end as sole developer — gathered requirements directly from the client, scoped the build, and delivered to production independently.</w:t>
+          <w:rFonts w:ascii="Calibri" w:eastAsia="Calibri" w:hAnsi="Calibri" w:cs="Calibri"/>
+        </w:rPr>
+        <w:t>Owned an entire project end-to-end as sole developer — gathered requirements directly from the client, scoped the build, and delivered to production independently.</w:t>
       </w:r>
     </w:p>
     <w:p>
@@ -520,11 +552,9 @@
       </w:pPr>
       <w:r>
         <w:rPr>
-          <w:rFonts w:ascii="Calibri" w:cs="Calibri" w:eastAsia="Calibri" w:hAnsi="Calibri"/>
-          <w:sz w:val="20"/>
-          <w:szCs w:val="20"/>
-        </w:rPr>
-        <w:t xml:space="preserve">Managed two vendor payment integrations (Paystack, Flutterwave) as project dependencies.</w:t>
+          <w:rFonts w:ascii="Calibri" w:eastAsia="Calibri" w:hAnsi="Calibri" w:cs="Calibri"/>
+        </w:rPr>
+        <w:t>Managed two vendor payment integrations (Paystack, Flutterwave) as project dependencies.</w:t>
       </w:r>
     </w:p>
     <w:p>
@@ -538,46 +568,42 @@
       </w:pPr>
       <w:r>
         <w:rPr>
-          <w:rFonts w:ascii="Calibri" w:cs="Calibri" w:eastAsia="Calibri" w:hAnsi="Calibri"/>
-          <w:sz w:val="20"/>
-          <w:szCs w:val="20"/>
-        </w:rPr>
-        <w:t xml:space="preserve">Served as the single point of contact for the client throughout the project lifecycle.</w:t>
+          <w:rFonts w:ascii="Calibri" w:eastAsia="Calibri" w:hAnsi="Calibri" w:cs="Calibri"/>
+        </w:rPr>
+        <w:t>Served as the single point of contact for the client throughout the project lifecycle.</w:t>
       </w:r>
     </w:p>
     <w:p>
       <w:pPr>
         <w:pBdr>
-          <w:bottom w:val="single" w:color="CCCCCC" w:sz="4" w:space="2"/>
+          <w:bottom w:val="single" w:sz="4" w:space="2" w:color="CCCCCC"/>
         </w:pBdr>
-        <w:spacing w:after="100" w:before="200"/>
-      </w:pPr>
-      <w:r>
-        <w:rPr>
-          <w:rFonts w:ascii="Calibri" w:cs="Calibri" w:eastAsia="Calibri" w:hAnsi="Calibri"/>
+        <w:spacing w:before="200" w:after="100"/>
+      </w:pPr>
+      <w:r>
+        <w:rPr>
+          <w:rFonts w:ascii="Calibri" w:eastAsia="Calibri" w:hAnsi="Calibri" w:cs="Calibri"/>
           <w:b/>
           <w:bCs/>
           <w:color w:val="1F3A5F"/>
-          <w:sz w:val="20"/>
-          <w:szCs w:val="20"/>
-        </w:rPr>
-        <w:t xml:space="preserve">SELECTED PROJECTS</w:t>
-      </w:r>
-    </w:p>
-    <w:p>
-      <w:pPr>
-        <w:spacing w:after="20" w:before="120"/>
-      </w:pPr>
-      <w:r>
-        <w:rPr>
-          <w:rFonts w:ascii="Calibri" w:cs="Calibri" w:eastAsia="Calibri" w:hAnsi="Calibri"/>
+        </w:rPr>
+        <w:t>SELECTED PROJECTS</w:t>
+      </w:r>
+    </w:p>
+    <w:p>
+      <w:pPr>
+        <w:spacing w:before="120" w:after="20"/>
+      </w:pPr>
+      <w:r>
+        <w:rPr>
+          <w:rFonts w:ascii="Calibri" w:eastAsia="Calibri" w:hAnsi="Calibri" w:cs="Calibri"/>
           <w:b/>
           <w:bCs/>
           <w:color w:val="1F3A5F"/>
           <w:sz w:val="21"/>
           <w:szCs w:val="21"/>
         </w:rPr>
-        <w:t xml:space="preserve">Learning Management System — Cross-Functional Delivery &amp; Risk Management</w:t>
+        <w:t>Learning Management System — Cross-Functional Delivery &amp; Risk Management</w:t>
       </w:r>
     </w:p>
     <w:p>
@@ -586,14 +612,14 @@
       </w:pPr>
       <w:r>
         <w:rPr>
-          <w:rFonts w:ascii="Calibri" w:cs="Calibri" w:eastAsia="Calibri" w:hAnsi="Calibri"/>
+          <w:rFonts w:ascii="Calibri" w:eastAsia="Calibri" w:hAnsi="Calibri" w:cs="Calibri"/>
           <w:i/>
           <w:iCs/>
           <w:color w:val="555555"/>
           <w:sz w:val="18"/>
           <w:szCs w:val="18"/>
         </w:rPr>
-        <w:t xml:space="preserve">Django · React · Docker · GitHub Actions · AWS</w:t>
+        <w:t>Django · React · Docker · GitHub Actions · AWS</w:t>
       </w:r>
     </w:p>
     <w:p>
@@ -607,27 +633,25 @@
       </w:pPr>
       <w:r>
         <w:rPr>
-          <w:rFonts w:ascii="Calibri" w:cs="Calibri" w:eastAsia="Calibri" w:hAnsi="Calibri"/>
-          <w:sz w:val="20"/>
-          <w:szCs w:val="20"/>
-        </w:rPr>
-        <w:t xml:space="preserve">Coordinated delivery across a team of up to four developers and three designers, scoped the onboarding workstream, and identified and resolved workflow risks introduced by miscommunicated requirements.</w:t>
-      </w:r>
-    </w:p>
-    <w:p>
-      <w:pPr>
-        <w:spacing w:after="20" w:before="120"/>
-      </w:pPr>
-      <w:r>
-        <w:rPr>
-          <w:rFonts w:ascii="Calibri" w:cs="Calibri" w:eastAsia="Calibri" w:hAnsi="Calibri"/>
+          <w:rFonts w:ascii="Calibri" w:eastAsia="Calibri" w:hAnsi="Calibri" w:cs="Calibri"/>
+        </w:rPr>
+        <w:t>Coordinated delivery across a team of up to four developers and three designers, scoped the onboarding workstream, and identified and resolved workflow risks introduced by miscommunicated requirements.</w:t>
+      </w:r>
+    </w:p>
+    <w:p>
+      <w:pPr>
+        <w:spacing w:before="120" w:after="20"/>
+      </w:pPr>
+      <w:r>
+        <w:rPr>
+          <w:rFonts w:ascii="Calibri" w:eastAsia="Calibri" w:hAnsi="Calibri" w:cs="Calibri"/>
           <w:b/>
           <w:bCs/>
           <w:color w:val="1F3A5F"/>
           <w:sz w:val="21"/>
           <w:szCs w:val="21"/>
         </w:rPr>
-        <w:t xml:space="preserve">Electronic Health Record (EHR) Platform — Requirements &amp; Workstream Ownership</w:t>
+        <w:t>Electronic Health Record (EHR) Platform — Requirements &amp; Workstream Ownership</w:t>
       </w:r>
     </w:p>
     <w:p>
@@ -636,14 +660,14 @@
       </w:pPr>
       <w:r>
         <w:rPr>
-          <w:rFonts w:ascii="Calibri" w:cs="Calibri" w:eastAsia="Calibri" w:hAnsi="Calibri"/>
+          <w:rFonts w:ascii="Calibri" w:eastAsia="Calibri" w:hAnsi="Calibri" w:cs="Calibri"/>
           <w:i/>
           <w:iCs/>
           <w:color w:val="555555"/>
           <w:sz w:val="18"/>
           <w:szCs w:val="18"/>
         </w:rPr>
-        <w:t xml:space="preserve">Django/Python · React · Paystack</w:t>
+        <w:t>Django/Python · React · Paystack</w:t>
       </w:r>
     </w:p>
     <w:p>
@@ -657,27 +681,26 @@
       </w:pPr>
       <w:r>
         <w:rPr>
-          <w:rFonts w:ascii="Calibri" w:cs="Calibri" w:eastAsia="Calibri" w:hAnsi="Calibri"/>
-          <w:sz w:val="20"/>
-          <w:szCs w:val="20"/>
-        </w:rPr>
-        <w:t xml:space="preserve">Translated clinical stakeholder requirements into scoped deliverables, owning a payment-integration workstream from requirement through production.</w:t>
-      </w:r>
-    </w:p>
-    <w:p>
-      <w:pPr>
-        <w:spacing w:after="20" w:before="120"/>
-      </w:pPr>
-      <w:r>
-        <w:rPr>
-          <w:rFonts w:ascii="Calibri" w:cs="Calibri" w:eastAsia="Calibri" w:hAnsi="Calibri"/>
+          <w:rFonts w:ascii="Calibri" w:eastAsia="Calibri" w:hAnsi="Calibri" w:cs="Calibri"/>
+        </w:rPr>
+        <w:lastRenderedPageBreak/>
+        <w:t>Translated clinical stakeholder requirements into scoped deliverables, owning a payment-integration workstream from requirement through production.</w:t>
+      </w:r>
+    </w:p>
+    <w:p>
+      <w:pPr>
+        <w:spacing w:before="120" w:after="20"/>
+      </w:pPr>
+      <w:r>
+        <w:rPr>
+          <w:rFonts w:ascii="Calibri" w:eastAsia="Calibri" w:hAnsi="Calibri" w:cs="Calibri"/>
           <w:b/>
           <w:bCs/>
           <w:color w:val="1F3A5F"/>
           <w:sz w:val="21"/>
           <w:szCs w:val="21"/>
         </w:rPr>
-        <w:t xml:space="preserve">Travel &amp; FinTech Platform — End-to-End Project Ownership</w:t>
+        <w:t>Travel &amp; FinTech Platform — End-to-End Project Ownership</w:t>
       </w:r>
     </w:p>
     <w:p>
@@ -686,14 +709,14 @@
       </w:pPr>
       <w:r>
         <w:rPr>
-          <w:rFonts w:ascii="Calibri" w:cs="Calibri" w:eastAsia="Calibri" w:hAnsi="Calibri"/>
+          <w:rFonts w:ascii="Calibri" w:eastAsia="Calibri" w:hAnsi="Calibri" w:cs="Calibri"/>
           <w:i/>
           <w:iCs/>
           <w:color w:val="555555"/>
           <w:sz w:val="18"/>
           <w:szCs w:val="18"/>
         </w:rPr>
-        <w:t xml:space="preserve">Python · React · Paystack · Flutterwave · Render · Vercel</w:t>
+        <w:t>Python · React · Paystack · Flutterwave · Render · Vercel</w:t>
       </w:r>
     </w:p>
     <w:p>
@@ -707,30 +730,26 @@
       </w:pPr>
       <w:r>
         <w:rPr>
-          <w:rFonts w:ascii="Calibri" w:cs="Calibri" w:eastAsia="Calibri" w:hAnsi="Calibri"/>
-          <w:sz w:val="20"/>
-          <w:szCs w:val="20"/>
-        </w:rPr>
-        <w:t xml:space="preserve">Owned an entire client project solo, from initial requirements gathering through scoping, delivery, and production deployment.</w:t>
+          <w:rFonts w:ascii="Calibri" w:eastAsia="Calibri" w:hAnsi="Calibri" w:cs="Calibri"/>
+        </w:rPr>
+        <w:t>Owned an entire client project solo, from initial requirements gathering through scoping, delivery, and production deployment.</w:t>
       </w:r>
     </w:p>
     <w:p>
       <w:pPr>
         <w:pBdr>
-          <w:bottom w:val="single" w:color="CCCCCC" w:sz="4" w:space="2"/>
+          <w:bottom w:val="single" w:sz="4" w:space="2" w:color="CCCCCC"/>
         </w:pBdr>
-        <w:spacing w:after="100" w:before="200"/>
-      </w:pPr>
-      <w:r>
-        <w:rPr>
-          <w:rFonts w:ascii="Calibri" w:cs="Calibri" w:eastAsia="Calibri" w:hAnsi="Calibri"/>
+        <w:spacing w:before="200" w:after="100"/>
+      </w:pPr>
+      <w:r>
+        <w:rPr>
+          <w:rFonts w:ascii="Calibri" w:eastAsia="Calibri" w:hAnsi="Calibri" w:cs="Calibri"/>
           <w:b/>
           <w:bCs/>
           <w:color w:val="1F3A5F"/>
-          <w:sz w:val="20"/>
-          <w:szCs w:val="20"/>
-        </w:rPr>
-        <w:t xml:space="preserve">ADDITIONAL EXPERIENCE</w:t>
+        </w:rPr>
+        <w:t>ADDITIONAL EXPERIENCE</w:t>
       </w:r>
     </w:p>
     <w:p>
@@ -744,11 +763,9 @@
       </w:pPr>
       <w:r>
         <w:rPr>
-          <w:rFonts w:ascii="Calibri" w:cs="Calibri" w:eastAsia="Calibri" w:hAnsi="Calibri"/>
-          <w:sz w:val="20"/>
-          <w:szCs w:val="20"/>
-        </w:rPr>
-        <w:t xml:space="preserve">Frontend Developer (Contract / Freelance), Adutem Innovation (2024–2025) — Refined API contracts and requirements with backend engineers on a Node.js-backed product, reducing integration gaps.</w:t>
+          <w:rFonts w:ascii="Calibri" w:eastAsia="Calibri" w:hAnsi="Calibri" w:cs="Calibri"/>
+        </w:rPr>
+        <w:t>Frontend Developer (Contract / Freelance), Adutem Innovation (2024–2025) — Refined API contracts and requirements with backend engineers on a Node.js-backed product, reducing integration gaps.</w:t>
       </w:r>
     </w:p>
     <w:p>
@@ -762,11 +779,9 @@
       </w:pPr>
       <w:r>
         <w:rPr>
-          <w:rFonts w:ascii="Calibri" w:cs="Calibri" w:eastAsia="Calibri" w:hAnsi="Calibri"/>
-          <w:sz w:val="20"/>
-          <w:szCs w:val="20"/>
-        </w:rPr>
-        <w:t xml:space="preserve">Full-Stack Developer, World Wide Web 2geda Technology Limited (Jul–Dec 2023) — Built and deployed cross-platform mobile apps (Flutter/React Native) with a Django backend; managed end-to-end deployment to the App Store and Google Play.</w:t>
+          <w:rFonts w:ascii="Calibri" w:eastAsia="Calibri" w:hAnsi="Calibri" w:cs="Calibri"/>
+        </w:rPr>
+        <w:t>Full-Stack Developer, World Wide Web 2geda Technology Limited (Jul–Dec 2023) — Built and deployed cross-platform mobile apps (Flutter/React Native) with a Django backend; managed end-to-end deployment to the App Store and Google Play.</w:t>
       </w:r>
     </w:p>
     <w:p>
@@ -780,11 +795,9 @@
       </w:pPr>
       <w:r>
         <w:rPr>
-          <w:rFonts w:ascii="Calibri" w:cs="Calibri" w:eastAsia="Calibri" w:hAnsi="Calibri"/>
-          <w:sz w:val="20"/>
-          <w:szCs w:val="20"/>
-        </w:rPr>
-        <w:t xml:space="preserve">UI/UX Designer (Volunteer), Semaver, Inc. (2022–2023) — Conducted user research and translated findings into interface requirements for web and mobile products.</w:t>
+          <w:rFonts w:ascii="Calibri" w:eastAsia="Calibri" w:hAnsi="Calibri" w:cs="Calibri"/>
+        </w:rPr>
+        <w:t>UI/UX Designer (Volunteer), Semaver, Inc. (2022–2023) — Conducted user research and translated findings into interface requirements for web and mobile products.</w:t>
       </w:r>
     </w:p>
     <w:p>
@@ -798,30 +811,26 @@
       </w:pPr>
       <w:r>
         <w:rPr>
-          <w:rFonts w:ascii="Calibri" w:cs="Calibri" w:eastAsia="Calibri" w:hAnsi="Calibri"/>
-          <w:sz w:val="20"/>
-          <w:szCs w:val="20"/>
-        </w:rPr>
-        <w:t xml:space="preserve">Software Engineering Intern, First Technical University ICT Department (2022) — Contributed to debugging, feature development, and technical documentation under senior engineer supervision.</w:t>
+          <w:rFonts w:ascii="Calibri" w:eastAsia="Calibri" w:hAnsi="Calibri" w:cs="Calibri"/>
+        </w:rPr>
+        <w:t>Software Engineering Intern, First Technical University ICT Department (2022) — Contributed to debugging, feature development, and technical documentation under senior engineer supervision.</w:t>
       </w:r>
     </w:p>
     <w:p>
       <w:pPr>
         <w:pBdr>
-          <w:bottom w:val="single" w:color="CCCCCC" w:sz="4" w:space="2"/>
+          <w:bottom w:val="single" w:sz="4" w:space="2" w:color="CCCCCC"/>
         </w:pBdr>
-        <w:spacing w:after="100" w:before="200"/>
-      </w:pPr>
-      <w:r>
-        <w:rPr>
-          <w:rFonts w:ascii="Calibri" w:cs="Calibri" w:eastAsia="Calibri" w:hAnsi="Calibri"/>
+        <w:spacing w:before="200" w:after="100"/>
+      </w:pPr>
+      <w:r>
+        <w:rPr>
+          <w:rFonts w:ascii="Calibri" w:eastAsia="Calibri" w:hAnsi="Calibri" w:cs="Calibri"/>
           <w:b/>
           <w:bCs/>
           <w:color w:val="1F3A5F"/>
-          <w:sz w:val="20"/>
-          <w:szCs w:val="20"/>
-        </w:rPr>
-        <w:t xml:space="preserve">TRAINING &amp; TECHNICAL COMMUNICATION</w:t>
+        </w:rPr>
+        <w:t>TRAINING &amp; TECHNICAL COMMUNICATION</w:t>
       </w:r>
     </w:p>
     <w:p>
@@ -835,30 +844,26 @@
       </w:pPr>
       <w:r>
         <w:rPr>
-          <w:rFonts w:ascii="Calibri" w:cs="Calibri" w:eastAsia="Calibri" w:hAnsi="Calibri"/>
-          <w:sz w:val="20"/>
-          <w:szCs w:val="20"/>
-        </w:rPr>
-        <w:t xml:space="preserve">Python &amp; Computer Science Tutor / Mentor — AppClick ICT Academy, Erudite Group of Schools, Great Messiah International School (2024–2026): Delivered structured technical training to learners with varying technical backgrounds, translating complex concepts into practical, applied instruction across three institutions.</w:t>
+          <w:rFonts w:ascii="Calibri" w:eastAsia="Calibri" w:hAnsi="Calibri" w:cs="Calibri"/>
+        </w:rPr>
+        <w:t>Python &amp; Computer Science Tutor / Mentor — AppClick ICT Academy, Erudite Group of Schools, Great Messiah International School (2024–2026): Delivered structured technical training to learners with varying technical backgrounds, translating complex concepts into practical, applied instruction across three institutions.</w:t>
       </w:r>
     </w:p>
     <w:p>
       <w:pPr>
         <w:pBdr>
-          <w:bottom w:val="single" w:color="CCCCCC" w:sz="4" w:space="2"/>
+          <w:bottom w:val="single" w:sz="4" w:space="2" w:color="CCCCCC"/>
         </w:pBdr>
-        <w:spacing w:after="100" w:before="200"/>
-      </w:pPr>
-      <w:r>
-        <w:rPr>
-          <w:rFonts w:ascii="Calibri" w:cs="Calibri" w:eastAsia="Calibri" w:hAnsi="Calibri"/>
+        <w:spacing w:before="200" w:after="100"/>
+      </w:pPr>
+      <w:r>
+        <w:rPr>
+          <w:rFonts w:ascii="Calibri" w:eastAsia="Calibri" w:hAnsi="Calibri" w:cs="Calibri"/>
           <w:b/>
           <w:bCs/>
           <w:color w:val="1F3A5F"/>
-          <w:sz w:val="20"/>
-          <w:szCs w:val="20"/>
-        </w:rPr>
-        <w:t xml:space="preserve">EDUCATION</w:t>
+        </w:rPr>
+        <w:t>EDUCATION</w:t>
       </w:r>
     </w:p>
     <w:p>
@@ -867,11 +872,9 @@
       </w:pPr>
       <w:r>
         <w:rPr>
-          <w:rFonts w:ascii="Calibri" w:cs="Calibri" w:eastAsia="Calibri" w:hAnsi="Calibri"/>
-          <w:sz w:val="20"/>
-          <w:szCs w:val="20"/>
-        </w:rPr>
-        <w:t xml:space="preserve">B.Sc. Software Engineering — First Technical University, Ibadan | Dec 2019 – Aug 2023 | CGPA: 4.70</w:t>
+          <w:rFonts w:ascii="Calibri" w:eastAsia="Calibri" w:hAnsi="Calibri" w:cs="Calibri"/>
+        </w:rPr>
+        <w:t>B.Sc. Software Engineering — First Technical University, Ibadan | Dec 2019 – Aug 2023 | CGPA: 4.70</w:t>
       </w:r>
     </w:p>
     <w:p>
@@ -880,30 +883,26 @@
       </w:pPr>
       <w:r>
         <w:rPr>
-          <w:rFonts w:ascii="Calibri" w:cs="Calibri" w:eastAsia="Calibri" w:hAnsi="Calibri"/>
-          <w:sz w:val="20"/>
-          <w:szCs w:val="20"/>
-        </w:rPr>
-        <w:t xml:space="preserve">Master of Business Administration (MBA) — University of Ibadan | Ongoing</w:t>
+          <w:rFonts w:ascii="Calibri" w:eastAsia="Calibri" w:hAnsi="Calibri" w:cs="Calibri"/>
+        </w:rPr>
+        <w:t>Master of Business Administration (MBA) — University of Ibadan | Ongoing</w:t>
       </w:r>
     </w:p>
     <w:p>
       <w:pPr>
         <w:pBdr>
-          <w:bottom w:val="single" w:color="CCCCCC" w:sz="4" w:space="2"/>
+          <w:bottom w:val="single" w:sz="4" w:space="2" w:color="CCCCCC"/>
         </w:pBdr>
-        <w:spacing w:after="100" w:before="200"/>
-      </w:pPr>
-      <w:r>
-        <w:rPr>
-          <w:rFonts w:ascii="Calibri" w:cs="Calibri" w:eastAsia="Calibri" w:hAnsi="Calibri"/>
+        <w:spacing w:before="200" w:after="100"/>
+      </w:pPr>
+      <w:r>
+        <w:rPr>
+          <w:rFonts w:ascii="Calibri" w:eastAsia="Calibri" w:hAnsi="Calibri" w:cs="Calibri"/>
           <w:b/>
           <w:bCs/>
           <w:color w:val="1F3A5F"/>
-          <w:sz w:val="20"/>
-          <w:szCs w:val="20"/>
-        </w:rPr>
-        <w:t xml:space="preserve">LEADERSHIP &amp; ADDITIONAL CREDENTIALS</w:t>
+        </w:rPr>
+        <w:t>LEADERSHIP &amp; ADDITIONAL CREDENTIALS</w:t>
       </w:r>
     </w:p>
     <w:p>
@@ -912,106 +911,82 @@
       </w:pPr>
       <w:r>
         <w:rPr>
-          <w:rFonts w:ascii="Calibri" w:cs="Calibri" w:eastAsia="Calibri" w:hAnsi="Calibri"/>
-          <w:sz w:val="20"/>
-          <w:szCs w:val="20"/>
-        </w:rPr>
-        <w:t xml:space="preserve">Google Developer Student Club — Web Lead  ·  Nigeria Content Development and Monitoring Board (NCDMB) Certification</w:t>
+          <w:rFonts w:ascii="Calibri" w:eastAsia="Calibri" w:hAnsi="Calibri" w:cs="Calibri"/>
+        </w:rPr>
+        <w:t>Google Developer Student Club — Web Lead  ·  Nigeria Content Development and Monitoring Board (NCDMB) Certification</w:t>
       </w:r>
     </w:p>
     <w:sectPr>
-      <w:pgSz w:w="12240" w:h="15840" w:orient="portrait"/>
+      <w:pgSz w:w="12240" w:h="15840"/>
       <w:pgMar w:top="720" w:right="720" w:bottom="720" w:left="720" w:header="708" w:footer="708" w:gutter="0"/>
-      <w:pgNumType/>
+      <w:cols w:space="720"/>
       <w:docGrid w:linePitch="360"/>
     </w:sectPr>
   </w:body>
 </w:document>
 </file>
 
-<file path=word/comments.xml><?xml version="1.0" encoding="utf-8"?>
-<w:comments xmlns:cx="http://schemas.microsoft.com/office/drawing/2014/chartex" xmlns:cx1="http://schemas.microsoft.com/office/drawing/2015/9/8/chartex" xmlns:cx2="http://schemas.microsoft.com/office/drawing/2015/10/21/chartex" xmlns:cx3="http://schemas.microsoft.com/office/drawing/2016/5/9/chartex" xmlns:cx4="http://schemas.microsoft.com/office/drawing/2016/5/10/chartex" xmlns:cx5="http://schemas.microsoft.com/office/drawing/2016/5/11/chartex" xmlns:cx6="http://schemas.microsoft.com/office/drawing/2016/5/12/chartex" xmlns:cx7="http://schemas.microsoft.com/office/drawing/2016/5/13/chartex" xmlns:cx8="http://schemas.microsoft.com/office/drawing/2016/5/14/chartex" xmlns:mc="http://schemas.openxmlformats.org/markup-compatibility/2006" xmlns:aink="http://schemas.microsoft.com/office/drawing/2016/ink" xmlns:am3d="http://schemas.microsoft.com/office/drawing/2017/model3d" xmlns:o="urn:schemas-microsoft-com:office:office" xmlns:r="http://schemas.openxmlformats.org/officeDocument/2006/relationships" xmlns:m="http://schemas.openxmlformats.org/officeDocument/2006/math" xmlns:v="urn:schemas-microsoft-com:vml" xmlns:wp14="http://schemas.microsoft.com/office/word/2010/wordprocessingDrawing" xmlns:wp="http://schemas.openxmlformats.org/drawingml/2006/wordprocessingDrawing" xmlns:w10="urn:schemas-microsoft-com:office:word" xmlns:w="http://schemas.openxmlformats.org/wordprocessingml/2006/main" xmlns:w14="http://schemas.microsoft.com/office/word/2010/wordml" xmlns:w15="http://schemas.microsoft.com/office/word/2012/wordml" xmlns:w16cex="http://schemas.microsoft.com/office/word/2018/wordml/cex" xmlns:w16cid="http://schemas.microsoft.com/office/word/2016/wordml/cid" xmlns:w16="http://schemas.microsoft.com/office/word/2018/wordml" xmlns:w16sdtdh="http://schemas.microsoft.com/office/word/2020/wordml/sdtdatahash" xmlns:w16se="http://schemas.microsoft.com/office/word/2015/wordml/symex" xmlns:wpg="http://schemas.microsoft.com/office/word/2010/wordprocessingGroup" xmlns:wpi="http://schemas.microsoft.com/office/word/2010/wordprocessingInk" xmlns:wne="http://schemas.microsoft.com/office/word/2006/wordml" xmlns:wps="http://schemas.microsoft.com/office/word/2010/wordprocessingShape"/>
-</file>
-
-<file path=word/endnotes.xml><?xml version="1.0" encoding="utf-8"?>
-<w:endnotes xmlns:wpc="http://schemas.microsoft.com/office/word/2010/wordprocessingCanvas" xmlns:mc="http://schemas.openxmlformats.org/markup-compatibility/2006" xmlns:o="urn:schemas-microsoft-com:office:office" xmlns:r="http://schemas.openxmlformats.org/officeDocument/2006/relationships" xmlns:m="http://schemas.openxmlformats.org/officeDocument/2006/math" xmlns:v="urn:schemas-microsoft-com:vml" xmlns:wp14="http://schemas.microsoft.com/office/word/2010/wordprocessingDrawing" xmlns:wp="http://schemas.openxmlformats.org/drawingml/2006/wordprocessingDrawing" xmlns:w10="urn:schemas-microsoft-com:office:word" xmlns:w="http://schemas.openxmlformats.org/wordprocessingml/2006/main" xmlns:w14="http://schemas.microsoft.com/office/word/2010/wordml" xmlns:w15="http://schemas.microsoft.com/office/word/2012/wordml" xmlns:wpg="http://schemas.microsoft.com/office/word/2010/wordprocessingGroup" xmlns:wpi="http://schemas.microsoft.com/office/word/2010/wordprocessingInk" xmlns:wne="http://schemas.microsoft.com/office/word/2006/wordml" xmlns:wps="http://schemas.microsoft.com/office/word/2010/wordprocessingShape" mc:Ignorable="w14 w15 wp14">
-  <w:endnote w:type="separator" w:id="-1">
-    <w:p>
-      <w:pPr>
-        <w:spacing w:after="0" w:line="240" w:lineRule="auto"/>
-      </w:pPr>
-      <w:r>
-        <w:rPr>
-          <w:rStyle w:val="EndnoteReference"/>
-        </w:rPr>
-        <w:endnoteRef/>
-      </w:r>
-      <w:r>
-        <w:separator/>
-      </w:r>
-    </w:p>
-  </w:endnote>
-  <w:endnote w:type="continuationSeparator" w:id="0">
-    <w:p>
-      <w:pPr>
-        <w:spacing w:after="0" w:line="240" w:lineRule="auto"/>
-      </w:pPr>
-      <w:r>
-        <w:rPr>
-          <w:rStyle w:val="EndnoteReference"/>
-        </w:rPr>
-        <w:endnoteRef/>
-      </w:r>
-      <w:r>
-        <w:continuationSeparator/>
-      </w:r>
-    </w:p>
-  </w:endnote>
-</w:endnotes>
-</file>
-
-<file path=word/footnotes.xml><?xml version="1.0" encoding="utf-8"?>
-<w:footnotes xmlns:wpc="http://schemas.microsoft.com/office/word/2010/wordprocessingCanvas" xmlns:mc="http://schemas.openxmlformats.org/markup-compatibility/2006" xmlns:o="urn:schemas-microsoft-com:office:office" xmlns:r="http://schemas.openxmlformats.org/officeDocument/2006/relationships" xmlns:m="http://schemas.openxmlformats.org/officeDocument/2006/math" xmlns:v="urn:schemas-microsoft-com:vml" xmlns:wp14="http://schemas.microsoft.com/office/word/2010/wordprocessingDrawing" xmlns:wp="http://schemas.openxmlformats.org/drawingml/2006/wordprocessingDrawing" xmlns:w10="urn:schemas-microsoft-com:office:word" xmlns:w="http://schemas.openxmlformats.org/wordprocessingml/2006/main" xmlns:w14="http://schemas.microsoft.com/office/word/2010/wordml" xmlns:w15="http://schemas.microsoft.com/office/word/2012/wordml" xmlns:wpg="http://schemas.microsoft.com/office/word/2010/wordprocessingGroup" xmlns:wpi="http://schemas.microsoft.com/office/word/2010/wordprocessingInk" xmlns:wne="http://schemas.microsoft.com/office/word/2006/wordml" xmlns:wps="http://schemas.microsoft.com/office/word/2010/wordprocessingShape" mc:Ignorable="w14 w15 wp14">
-  <w:footnote w:type="separator" w:id="-1">
-    <w:p>
-      <w:pPr>
-        <w:spacing w:after="0" w:line="240" w:lineRule="auto"/>
-      </w:pPr>
-      <w:r>
-        <w:rPr>
-          <w:rStyle w:val="FootnoteReference"/>
-        </w:rPr>
-        <w:footnoteRef/>
-      </w:r>
-      <w:r>
-        <w:separator/>
-      </w:r>
-    </w:p>
-  </w:footnote>
-  <w:footnote w:type="continuationSeparator" w:id="0">
-    <w:p>
-      <w:pPr>
-        <w:spacing w:after="0" w:line="240" w:lineRule="auto"/>
-      </w:pPr>
-      <w:r>
-        <w:rPr>
-          <w:rStyle w:val="FootnoteReference"/>
-        </w:rPr>
-        <w:footnoteRef/>
-      </w:r>
-      <w:r>
-        <w:continuationSeparator/>
-      </w:r>
-    </w:p>
-  </w:footnote>
-</w:footnotes>
-</file>
-
 <file path=word/numbering.xml><?xml version="1.0" encoding="utf-8"?>
-<w:numbering xmlns:wpc="http://schemas.microsoft.com/office/word/2010/wordprocessingCanvas" xmlns:mc="http://schemas.openxmlformats.org/markup-compatibility/2006" xmlns:o="urn:schemas-microsoft-com:office:office" xmlns:r="http://schemas.openxmlformats.org/officeDocument/2006/relationships" xmlns:m="http://schemas.openxmlformats.org/officeDocument/2006/math" xmlns:v="urn:schemas-microsoft-com:vml" xmlns:wp14="http://schemas.microsoft.com/office/word/2010/wordprocessingDrawing" xmlns:wp="http://schemas.openxmlformats.org/drawingml/2006/wordprocessingDrawing" xmlns:w10="urn:schemas-microsoft-com:office:word" xmlns:w="http://schemas.openxmlformats.org/wordprocessingml/2006/main" xmlns:w14="http://schemas.microsoft.com/office/word/2010/wordml" xmlns:w15="http://schemas.microsoft.com/office/word/2012/wordml" xmlns:wpg="http://schemas.microsoft.com/office/word/2010/wordprocessingGroup" xmlns:wpi="http://schemas.microsoft.com/office/word/2010/wordprocessingInk" xmlns:wne="http://schemas.microsoft.com/office/word/2006/wordml" xmlns:wps="http://schemas.microsoft.com/office/word/2010/wordprocessingShape" mc:Ignorable="w14 w15 wp14">
+<w:numbering xmlns:wpc="http://schemas.microsoft.com/office/word/2010/wordprocessingCanvas" xmlns:cx="http://schemas.microsoft.com/office/drawing/2014/chartex" xmlns:cx1="http://schemas.microsoft.com/office/drawing/2015/9/8/chartex" xmlns:cx2="http://schemas.microsoft.com/office/drawing/2015/10/21/chartex" xmlns:cx3="http://schemas.microsoft.com/office/drawing/2016/5/9/chartex" xmlns:cx4="http://schemas.microsoft.com/office/drawing/2016/5/10/chartex" xmlns:cx5="http://schemas.microsoft.com/office/drawing/2016/5/11/chartex" xmlns:cx6="http://schemas.microsoft.com/office/drawing/2016/5/12/chartex" xmlns:cx7="http://schemas.microsoft.com/office/drawing/2016/5/13/chartex" xmlns:cx8="http://schemas.microsoft.com/office/drawing/2016/5/14/chartex" xmlns:mc="http://schemas.openxmlformats.org/markup-compatibility/2006" xmlns:aink="http://schemas.microsoft.com/office/drawing/2016/ink" xmlns:am3d="http://schemas.microsoft.com/office/drawing/2017/model3d" xmlns:o="urn:schemas-microsoft-com:office:office" xmlns:oel="http://schemas.microsoft.com/office/2019/extlst" xmlns:r="http://schemas.openxmlformats.org/officeDocument/2006/relationships" xmlns:m="http://schemas.openxmlformats.org/officeDocument/2006/math" xmlns:v="urn:schemas-microsoft-com:vml" xmlns:wp14="http://schemas.microsoft.com/office/word/2010/wordprocessingDrawing" xmlns:wp="http://schemas.openxmlformats.org/drawingml/2006/wordprocessingDrawing" xmlns:w10="urn:schemas-microsoft-com:office:word" xmlns:w="http://schemas.openxmlformats.org/wordprocessingml/2006/main" xmlns:w14="http://schemas.microsoft.com/office/word/2010/wordml" xmlns:w15="http://schemas.microsoft.com/office/word/2012/wordml" xmlns:w16cex="http://schemas.microsoft.com/office/word/2018/wordml/cex" xmlns:w16cid="http://schemas.microsoft.com/office/word/2016/wordml/cid" xmlns:w16="http://schemas.microsoft.com/office/word/2018/wordml" xmlns:w16du="http://schemas.microsoft.com/office/word/2023/wordml/word16du" xmlns:w16sdtdh="http://schemas.microsoft.com/office/word/2020/wordml/sdtdatahash" xmlns:w16sdtfl="http://schemas.microsoft.com/office/word/2024/wordml/sdtformatlock" xmlns:w16se="http://schemas.microsoft.com/office/word/2015/wordml/symex" xmlns:wpg="http://schemas.microsoft.com/office/word/2010/wordprocessingGroup" xmlns:wpi="http://schemas.microsoft.com/office/word/2010/wordprocessingInk" xmlns:wne="http://schemas.microsoft.com/office/word/2006/wordml" xmlns:wps="http://schemas.microsoft.com/office/word/2010/wordprocessingShape" mc:Ignorable="w14 w15 w16se w16cid w16 w16cex w16sdtdh w16sdtfl w16du wp14">
+  <w:abstractNum w:abstractNumId="0" w15:restartNumberingAfterBreak="0">
+    <w:nsid w:val="12BE383D"/>
+    <w:multiLevelType w:val="hybridMultilevel"/>
+    <w:tmpl w:val="6D9EE406"/>
+    <w:lvl w:ilvl="0" w:tplc="734CB722">
+      <w:start w:val="1"/>
+      <w:numFmt w:val="bullet"/>
+      <w:lvlText w:val="•"/>
+      <w:lvlJc w:val="left"/>
+      <w:pPr>
+        <w:ind w:left="360" w:hanging="215"/>
+      </w:pPr>
+    </w:lvl>
+    <w:lvl w:ilvl="1" w:tplc="3ACE4200">
+      <w:numFmt w:val="decimal"/>
+      <w:lvlText w:val=""/>
+      <w:lvlJc w:val="left"/>
+    </w:lvl>
+    <w:lvl w:ilvl="2" w:tplc="4FC8327E">
+      <w:numFmt w:val="decimal"/>
+      <w:lvlText w:val=""/>
+      <w:lvlJc w:val="left"/>
+    </w:lvl>
+    <w:lvl w:ilvl="3" w:tplc="690C77B4">
+      <w:numFmt w:val="decimal"/>
+      <w:lvlText w:val=""/>
+      <w:lvlJc w:val="left"/>
+    </w:lvl>
+    <w:lvl w:ilvl="4" w:tplc="BA700CCC">
+      <w:numFmt w:val="decimal"/>
+      <w:lvlText w:val=""/>
+      <w:lvlJc w:val="left"/>
+    </w:lvl>
+    <w:lvl w:ilvl="5" w:tplc="64823A7A">
+      <w:numFmt w:val="decimal"/>
+      <w:lvlText w:val=""/>
+      <w:lvlJc w:val="left"/>
+    </w:lvl>
+    <w:lvl w:ilvl="6" w:tplc="AB543D0A">
+      <w:numFmt w:val="decimal"/>
+      <w:lvlText w:val=""/>
+      <w:lvlJc w:val="left"/>
+    </w:lvl>
+    <w:lvl w:ilvl="7" w:tplc="3174BFAC">
+      <w:numFmt w:val="decimal"/>
+      <w:lvlText w:val=""/>
+      <w:lvlJc w:val="left"/>
+    </w:lvl>
+    <w:lvl w:ilvl="8" w:tplc="B5224C42">
+      <w:numFmt w:val="decimal"/>
+      <w:lvlText w:val=""/>
+      <w:lvlJc w:val="left"/>
+    </w:lvl>
+  </w:abstractNum>
   <w:abstractNum w:abstractNumId="1" w15:restartNumberingAfterBreak="0">
+    <w:nsid w:val="684F7C75"/>
     <w:multiLevelType w:val="hybridMultilevel"/>
-    <w:lvl w:ilvl="0" w15:tentative="1">
+    <w:tmpl w:val="F2F2CAD2"/>
+    <w:lvl w:ilvl="0" w:tplc="7370ED1C">
       <w:start w:val="1"/>
       <w:numFmt w:val="bullet"/>
       <w:lvlText w:val="●"/>
@@ -1020,7 +995,7 @@
         <w:ind w:left="720" w:hanging="360"/>
       </w:pPr>
     </w:lvl>
-    <w:lvl w:ilvl="1" w15:tentative="1">
+    <w:lvl w:ilvl="1" w:tplc="F8EADAC4">
       <w:start w:val="1"/>
       <w:numFmt w:val="bullet"/>
       <w:lvlText w:val="○"/>
@@ -1029,7 +1004,7 @@
         <w:ind w:left="1440" w:hanging="360"/>
       </w:pPr>
     </w:lvl>
-    <w:lvl w:ilvl="2" w15:tentative="1">
+    <w:lvl w:ilvl="2" w:tplc="48E280CE">
       <w:start w:val="1"/>
       <w:numFmt w:val="bullet"/>
       <w:lvlText w:val="■"/>
@@ -1038,7 +1013,7 @@
         <w:ind w:left="2160" w:hanging="360"/>
       </w:pPr>
     </w:lvl>
-    <w:lvl w:ilvl="3" w15:tentative="1">
+    <w:lvl w:ilvl="3" w:tplc="051089BA">
       <w:start w:val="1"/>
       <w:numFmt w:val="bullet"/>
       <w:lvlText w:val="●"/>
@@ -1047,7 +1022,7 @@
         <w:ind w:left="2880" w:hanging="360"/>
       </w:pPr>
     </w:lvl>
-    <w:lvl w:ilvl="4" w15:tentative="1">
+    <w:lvl w:ilvl="4" w:tplc="429CCE72">
       <w:start w:val="1"/>
       <w:numFmt w:val="bullet"/>
       <w:lvlText w:val="○"/>
@@ -1056,7 +1031,7 @@
         <w:ind w:left="3600" w:hanging="360"/>
       </w:pPr>
     </w:lvl>
-    <w:lvl w:ilvl="5" w15:tentative="1">
+    <w:lvl w:ilvl="5" w:tplc="852424EC">
       <w:start w:val="1"/>
       <w:numFmt w:val="bullet"/>
       <w:lvlText w:val="■"/>
@@ -1065,7 +1040,7 @@
         <w:ind w:left="4320" w:hanging="360"/>
       </w:pPr>
     </w:lvl>
-    <w:lvl w:ilvl="6" w15:tentative="1">
+    <w:lvl w:ilvl="6" w:tplc="F042A67E">
       <w:start w:val="1"/>
       <w:numFmt w:val="bullet"/>
       <w:lvlText w:val="●"/>
@@ -1074,7 +1049,7 @@
         <w:ind w:left="5040" w:hanging="360"/>
       </w:pPr>
     </w:lvl>
-    <w:lvl w:ilvl="7" w15:tentative="1">
+    <w:lvl w:ilvl="7" w:tplc="A3CEAF5C">
       <w:start w:val="1"/>
       <w:numFmt w:val="bullet"/>
       <w:lvlText w:val="●"/>
@@ -1083,7 +1058,7 @@
         <w:ind w:left="5760" w:hanging="360"/>
       </w:pPr>
     </w:lvl>
-    <w:lvl w:ilvl="8" w15:tentative="1">
+    <w:lvl w:ilvl="8" w:tplc="FECA4A7E">
       <w:start w:val="1"/>
       <w:numFmt w:val="bullet"/>
       <w:lvlText w:val="●"/>
@@ -1093,26 +1068,14 @@
       </w:pPr>
     </w:lvl>
   </w:abstractNum>
-  <w:abstractNum w:abstractNumId="2" w15:restartNumberingAfterBreak="0">
-    <w:multiLevelType w:val="hybridMultilevel"/>
-    <w:lvl w:ilvl="0" w15:tentative="1">
-      <w:start w:val="1"/>
-      <w:numFmt w:val="bullet"/>
-      <w:lvlText w:val="•"/>
-      <w:lvlJc w:val="left"/>
-      <w:pPr>
-        <w:ind w:left="360" w:hanging="215"/>
-      </w:pPr>
-    </w:lvl>
-  </w:abstractNum>
-  <w:num w:numId="1">
+  <w:num w:numId="1" w16cid:durableId="1746417698">
     <w:abstractNumId w:val="1"/>
     <w:lvlOverride w:ilvl="0">
       <w:startOverride w:val="1"/>
     </w:lvlOverride>
   </w:num>
-  <w:num w:numId="2">
-    <w:abstractNumId w:val="2"/>
+  <w:num w:numId="2" w16cid:durableId="1299800963">
+    <w:abstractNumId w:val="0"/>
     <w:lvlOverride w:ilvl="0">
       <w:startOverride w:val="1"/>
     </w:lvlOverride>
@@ -1121,26 +1084,405 @@
 </file>
 
 <file path=word/styles.xml><?xml version="1.0" encoding="utf-8"?>
-<w:styles xmlns:mc="http://schemas.openxmlformats.org/markup-compatibility/2006" xmlns:r="http://schemas.openxmlformats.org/officeDocument/2006/relationships" xmlns:w="http://schemas.openxmlformats.org/wordprocessingml/2006/main" xmlns:w14="http://schemas.microsoft.com/office/word/2010/wordml" xmlns:w15="http://schemas.microsoft.com/office/word/2012/wordml" mc:Ignorable="w14 w15">
+<w:styles xmlns:mc="http://schemas.openxmlformats.org/markup-compatibility/2006" xmlns:r="http://schemas.openxmlformats.org/officeDocument/2006/relationships" xmlns:w="http://schemas.openxmlformats.org/wordprocessingml/2006/main" xmlns:w14="http://schemas.microsoft.com/office/word/2010/wordml" xmlns:w15="http://schemas.microsoft.com/office/word/2012/wordml" xmlns:w16cex="http://schemas.microsoft.com/office/word/2018/wordml/cex" xmlns:w16cid="http://schemas.microsoft.com/office/word/2016/wordml/cid" xmlns:w16="http://schemas.microsoft.com/office/word/2018/wordml" xmlns:w16du="http://schemas.microsoft.com/office/word/2023/wordml/word16du" xmlns:w16sdtdh="http://schemas.microsoft.com/office/word/2020/wordml/sdtdatahash" xmlns:w16sdtfl="http://schemas.microsoft.com/office/word/2024/wordml/sdtformatlock" xmlns:w16se="http://schemas.microsoft.com/office/word/2015/wordml/symex" mc:Ignorable="w14 w15 w16se w16cid w16 w16cex w16sdtdh w16sdtfl w16du">
   <w:docDefaults>
-    <w:rPrDefault/>
+    <w:rPrDefault>
+      <w:rPr>
+        <w:rFonts w:ascii="Times New Roman" w:eastAsia="Times New Roman" w:hAnsi="Times New Roman" w:cs="Times New Roman"/>
+        <w:lang w:val="en-US" w:eastAsia="en-US" w:bidi="ar-SA"/>
+      </w:rPr>
+    </w:rPrDefault>
     <w:pPrDefault/>
   </w:docDefaults>
-  <w:style w:type="paragraph" w:styleId="Title">
-    <w:name w:val="Title"/>
-    <w:basedOn w:val="Normal"/>
-    <w:next w:val="Normal"/>
+  <w:latentStyles w:defLockedState="0" w:defUIPriority="99" w:defSemiHidden="0" w:defUnhideWhenUsed="0" w:defQFormat="0" w:count="376">
+    <w:lsdException w:name="Normal" w:uiPriority="0" w:qFormat="1"/>
+    <w:lsdException w:name="heading 1" w:uiPriority="9" w:qFormat="1"/>
+    <w:lsdException w:name="heading 2" w:semiHidden="1" w:uiPriority="9" w:unhideWhenUsed="1" w:qFormat="1"/>
+    <w:lsdException w:name="heading 3" w:semiHidden="1" w:uiPriority="9" w:unhideWhenUsed="1" w:qFormat="1"/>
+    <w:lsdException w:name="heading 4" w:semiHidden="1" w:uiPriority="9" w:unhideWhenUsed="1" w:qFormat="1"/>
+    <w:lsdException w:name="heading 5" w:semiHidden="1" w:uiPriority="9" w:unhideWhenUsed="1" w:qFormat="1"/>
+    <w:lsdException w:name="heading 6" w:semiHidden="1" w:uiPriority="9" w:unhideWhenUsed="1" w:qFormat="1"/>
+    <w:lsdException w:name="heading 7" w:semiHidden="1" w:uiPriority="9" w:unhideWhenUsed="1" w:qFormat="1"/>
+    <w:lsdException w:name="heading 8" w:semiHidden="1" w:uiPriority="9" w:unhideWhenUsed="1" w:qFormat="1"/>
+    <w:lsdException w:name="heading 9" w:semiHidden="1" w:uiPriority="9" w:unhideWhenUsed="1" w:qFormat="1"/>
+    <w:lsdException w:name="index 1" w:semiHidden="1" w:unhideWhenUsed="1"/>
+    <w:lsdException w:name="index 2" w:semiHidden="1" w:unhideWhenUsed="1"/>
+    <w:lsdException w:name="index 3" w:semiHidden="1" w:unhideWhenUsed="1"/>
+    <w:lsdException w:name="index 4" w:semiHidden="1" w:unhideWhenUsed="1"/>
+    <w:lsdException w:name="index 5" w:semiHidden="1" w:unhideWhenUsed="1"/>
+    <w:lsdException w:name="index 6" w:semiHidden="1" w:unhideWhenUsed="1"/>
+    <w:lsdException w:name="index 7" w:semiHidden="1" w:unhideWhenUsed="1"/>
+    <w:lsdException w:name="index 8" w:semiHidden="1" w:unhideWhenUsed="1"/>
+    <w:lsdException w:name="index 9" w:semiHidden="1" w:unhideWhenUsed="1"/>
+    <w:lsdException w:name="toc 1" w:semiHidden="1" w:uiPriority="39" w:unhideWhenUsed="1"/>
+    <w:lsdException w:name="toc 2" w:semiHidden="1" w:uiPriority="39" w:unhideWhenUsed="1"/>
+    <w:lsdException w:name="toc 3" w:semiHidden="1" w:uiPriority="39" w:unhideWhenUsed="1"/>
+    <w:lsdException w:name="toc 4" w:semiHidden="1" w:uiPriority="39" w:unhideWhenUsed="1"/>
+    <w:lsdException w:name="toc 5" w:semiHidden="1" w:uiPriority="39" w:unhideWhenUsed="1"/>
+    <w:lsdException w:name="toc 6" w:semiHidden="1" w:uiPriority="39" w:unhideWhenUsed="1"/>
+    <w:lsdException w:name="toc 7" w:semiHidden="1" w:uiPriority="39" w:unhideWhenUsed="1"/>
+    <w:lsdException w:name="toc 8" w:semiHidden="1" w:uiPriority="39" w:unhideWhenUsed="1"/>
+    <w:lsdException w:name="toc 9" w:semiHidden="1" w:uiPriority="39" w:unhideWhenUsed="1"/>
+    <w:lsdException w:name="Normal Indent" w:semiHidden="1" w:unhideWhenUsed="1"/>
+    <w:lsdException w:name="footnote text" w:semiHidden="1" w:unhideWhenUsed="1"/>
+    <w:lsdException w:name="annotation text" w:semiHidden="1" w:unhideWhenUsed="1"/>
+    <w:lsdException w:name="header" w:semiHidden="1" w:unhideWhenUsed="1"/>
+    <w:lsdException w:name="footer" w:semiHidden="1" w:unhideWhenUsed="1"/>
+    <w:lsdException w:name="index heading" w:semiHidden="1" w:unhideWhenUsed="1"/>
+    <w:lsdException w:name="caption" w:semiHidden="1" w:uiPriority="35" w:unhideWhenUsed="1" w:qFormat="1"/>
+    <w:lsdException w:name="table of figures" w:semiHidden="1" w:unhideWhenUsed="1"/>
+    <w:lsdException w:name="envelope address" w:semiHidden="1" w:unhideWhenUsed="1"/>
+    <w:lsdException w:name="envelope return" w:semiHidden="1" w:unhideWhenUsed="1"/>
+    <w:lsdException w:name="footnote reference" w:semiHidden="1" w:unhideWhenUsed="1"/>
+    <w:lsdException w:name="annotation reference" w:semiHidden="1" w:unhideWhenUsed="1"/>
+    <w:lsdException w:name="line number" w:semiHidden="1" w:unhideWhenUsed="1"/>
+    <w:lsdException w:name="page number" w:semiHidden="1" w:unhideWhenUsed="1"/>
+    <w:lsdException w:name="endnote reference" w:semiHidden="1" w:unhideWhenUsed="1"/>
+    <w:lsdException w:name="endnote text" w:semiHidden="1" w:unhideWhenUsed="1"/>
+    <w:lsdException w:name="table of authorities" w:semiHidden="1" w:unhideWhenUsed="1"/>
+    <w:lsdException w:name="macro" w:semiHidden="1" w:unhideWhenUsed="1"/>
+    <w:lsdException w:name="toa heading" w:semiHidden="1" w:unhideWhenUsed="1"/>
+    <w:lsdException w:name="List" w:semiHidden="1" w:unhideWhenUsed="1"/>
+    <w:lsdException w:name="List Bullet" w:semiHidden="1" w:unhideWhenUsed="1"/>
+    <w:lsdException w:name="List Number" w:semiHidden="1" w:unhideWhenUsed="1"/>
+    <w:lsdException w:name="List 2" w:semiHidden="1" w:unhideWhenUsed="1"/>
+    <w:lsdException w:name="List 3" w:semiHidden="1" w:unhideWhenUsed="1"/>
+    <w:lsdException w:name="List 4" w:semiHidden="1" w:unhideWhenUsed="1"/>
+    <w:lsdException w:name="List 5" w:semiHidden="1" w:unhideWhenUsed="1"/>
+    <w:lsdException w:name="List Bullet 2" w:semiHidden="1" w:unhideWhenUsed="1"/>
+    <w:lsdException w:name="List Bullet 3" w:semiHidden="1" w:unhideWhenUsed="1"/>
+    <w:lsdException w:name="List Bullet 4" w:semiHidden="1" w:unhideWhenUsed="1"/>
+    <w:lsdException w:name="List Bullet 5" w:semiHidden="1" w:unhideWhenUsed="1"/>
+    <w:lsdException w:name="List Number 2" w:semiHidden="1" w:unhideWhenUsed="1"/>
+    <w:lsdException w:name="List Number 3" w:semiHidden="1" w:unhideWhenUsed="1"/>
+    <w:lsdException w:name="List Number 4" w:semiHidden="1" w:unhideWhenUsed="1"/>
+    <w:lsdException w:name="List Number 5" w:semiHidden="1" w:unhideWhenUsed="1"/>
+    <w:lsdException w:name="Title" w:uiPriority="10" w:qFormat="1"/>
+    <w:lsdException w:name="Closing" w:semiHidden="1" w:unhideWhenUsed="1"/>
+    <w:lsdException w:name="Signature" w:semiHidden="1" w:unhideWhenUsed="1"/>
+    <w:lsdException w:name="Default Paragraph Font" w:semiHidden="1" w:uiPriority="1" w:unhideWhenUsed="1"/>
+    <w:lsdException w:name="Body Text" w:semiHidden="1" w:unhideWhenUsed="1"/>
+    <w:lsdException w:name="Body Text Indent" w:semiHidden="1" w:unhideWhenUsed="1"/>
+    <w:lsdException w:name="List Continue" w:semiHidden="1" w:unhideWhenUsed="1"/>
+    <w:lsdException w:name="List Continue 2" w:semiHidden="1" w:unhideWhenUsed="1"/>
+    <w:lsdException w:name="List Continue 3" w:semiHidden="1" w:unhideWhenUsed="1"/>
+    <w:lsdException w:name="List Continue 4" w:semiHidden="1" w:unhideWhenUsed="1"/>
+    <w:lsdException w:name="List Continue 5" w:semiHidden="1" w:unhideWhenUsed="1"/>
+    <w:lsdException w:name="Message Header" w:semiHidden="1" w:unhideWhenUsed="1"/>
+    <w:lsdException w:name="Subtitle" w:uiPriority="11" w:qFormat="1"/>
+    <w:lsdException w:name="Salutation" w:semiHidden="1" w:unhideWhenUsed="1"/>
+    <w:lsdException w:name="Date" w:semiHidden="1" w:unhideWhenUsed="1"/>
+    <w:lsdException w:name="Body Text First Indent" w:semiHidden="1" w:unhideWhenUsed="1"/>
+    <w:lsdException w:name="Body Text First Indent 2" w:semiHidden="1" w:unhideWhenUsed="1"/>
+    <w:lsdException w:name="Note Heading" w:semiHidden="1" w:unhideWhenUsed="1"/>
+    <w:lsdException w:name="Body Text 2" w:semiHidden="1" w:unhideWhenUsed="1"/>
+    <w:lsdException w:name="Body Text 3" w:semiHidden="1" w:unhideWhenUsed="1"/>
+    <w:lsdException w:name="Body Text Indent 2" w:semiHidden="1" w:unhideWhenUsed="1"/>
+    <w:lsdException w:name="Body Text Indent 3" w:semiHidden="1" w:unhideWhenUsed="1"/>
+    <w:lsdException w:name="Block Text" w:semiHidden="1" w:unhideWhenUsed="1"/>
+    <w:lsdException w:name="Hyperlink" w:semiHidden="1" w:unhideWhenUsed="1"/>
+    <w:lsdException w:name="FollowedHyperlink" w:semiHidden="1" w:unhideWhenUsed="1"/>
+    <w:lsdException w:name="Strong" w:uiPriority="22" w:qFormat="1"/>
+    <w:lsdException w:name="Emphasis" w:uiPriority="20" w:qFormat="1"/>
+    <w:lsdException w:name="Document Map" w:semiHidden="1" w:unhideWhenUsed="1"/>
+    <w:lsdException w:name="Plain Text" w:semiHidden="1" w:unhideWhenUsed="1"/>
+    <w:lsdException w:name="E-mail Signature" w:semiHidden="1" w:unhideWhenUsed="1"/>
+    <w:lsdException w:name="HTML Top of Form" w:semiHidden="1" w:unhideWhenUsed="1"/>
+    <w:lsdException w:name="HTML Bottom of Form" w:semiHidden="1" w:unhideWhenUsed="1"/>
+    <w:lsdException w:name="Normal (Web)" w:semiHidden="1" w:unhideWhenUsed="1"/>
+    <w:lsdException w:name="HTML Acronym" w:semiHidden="1" w:unhideWhenUsed="1"/>
+    <w:lsdException w:name="HTML Address" w:semiHidden="1" w:unhideWhenUsed="1"/>
+    <w:lsdException w:name="HTML Cite" w:semiHidden="1" w:unhideWhenUsed="1"/>
+    <w:lsdException w:name="HTML Code" w:semiHidden="1" w:unhideWhenUsed="1"/>
+    <w:lsdException w:name="HTML Definition" w:semiHidden="1" w:unhideWhenUsed="1"/>
+    <w:lsdException w:name="HTML Keyboard" w:semiHidden="1" w:unhideWhenUsed="1"/>
+    <w:lsdException w:name="HTML Preformatted" w:semiHidden="1" w:unhideWhenUsed="1"/>
+    <w:lsdException w:name="HTML Sample" w:semiHidden="1" w:unhideWhenUsed="1"/>
+    <w:lsdException w:name="HTML Typewriter" w:semiHidden="1" w:unhideWhenUsed="1"/>
+    <w:lsdException w:name="HTML Variable" w:semiHidden="1" w:unhideWhenUsed="1"/>
+    <w:lsdException w:name="Normal Table" w:semiHidden="1" w:unhideWhenUsed="1"/>
+    <w:lsdException w:name="annotation subject" w:semiHidden="1" w:unhideWhenUsed="1"/>
+    <w:lsdException w:name="No List" w:semiHidden="1" w:unhideWhenUsed="1"/>
+    <w:lsdException w:name="Outline List 1" w:semiHidden="1" w:unhideWhenUsed="1"/>
+    <w:lsdException w:name="Outline List 2" w:semiHidden="1" w:unhideWhenUsed="1"/>
+    <w:lsdException w:name="Outline List 3" w:semiHidden="1" w:unhideWhenUsed="1"/>
+    <w:lsdException w:name="Table Simple 1" w:semiHidden="1" w:unhideWhenUsed="1"/>
+    <w:lsdException w:name="Table Simple 2" w:semiHidden="1" w:unhideWhenUsed="1"/>
+    <w:lsdException w:name="Table Simple 3" w:semiHidden="1" w:unhideWhenUsed="1"/>
+    <w:lsdException w:name="Table Classic 1" w:semiHidden="1" w:unhideWhenUsed="1"/>
+    <w:lsdException w:name="Table Classic 2" w:semiHidden="1" w:unhideWhenUsed="1"/>
+    <w:lsdException w:name="Table Classic 3" w:semiHidden="1" w:unhideWhenUsed="1"/>
+    <w:lsdException w:name="Table Classic 4" w:semiHidden="1" w:unhideWhenUsed="1"/>
+    <w:lsdException w:name="Table Colorful 1" w:semiHidden="1" w:unhideWhenUsed="1"/>
+    <w:lsdException w:name="Table Colorful 2" w:semiHidden="1" w:unhideWhenUsed="1"/>
+    <w:lsdException w:name="Table Colorful 3" w:semiHidden="1" w:unhideWhenUsed="1"/>
+    <w:lsdException w:name="Table Columns 1" w:semiHidden="1" w:unhideWhenUsed="1"/>
+    <w:lsdException w:name="Table Columns 2" w:semiHidden="1" w:unhideWhenUsed="1"/>
+    <w:lsdException w:name="Table Columns 3" w:semiHidden="1" w:unhideWhenUsed="1"/>
+    <w:lsdException w:name="Table Columns 4" w:semiHidden="1" w:unhideWhenUsed="1"/>
+    <w:lsdException w:name="Table Columns 5" w:semiHidden="1" w:unhideWhenUsed="1"/>
+    <w:lsdException w:name="Table Grid 1" w:semiHidden="1" w:unhideWhenUsed="1"/>
+    <w:lsdException w:name="Table Grid 2" w:semiHidden="1" w:unhideWhenUsed="1"/>
+    <w:lsdException w:name="Table Grid 3" w:semiHidden="1" w:unhideWhenUsed="1"/>
+    <w:lsdException w:name="Table Grid 4" w:semiHidden="1" w:unhideWhenUsed="1"/>
+    <w:lsdException w:name="Table Grid 5" w:semiHidden="1" w:unhideWhenUsed="1"/>
+    <w:lsdException w:name="Table Grid 6" w:semiHidden="1" w:unhideWhenUsed="1"/>
+    <w:lsdException w:name="Table Grid 7" w:semiHidden="1" w:unhideWhenUsed="1"/>
+    <w:lsdException w:name="Table Grid 8" w:semiHidden="1" w:unhideWhenUsed="1"/>
+    <w:lsdException w:name="Table List 1" w:semiHidden="1" w:unhideWhenUsed="1"/>
+    <w:lsdException w:name="Table List 2" w:semiHidden="1" w:unhideWhenUsed="1"/>
+    <w:lsdException w:name="Table List 3" w:semiHidden="1" w:unhideWhenUsed="1"/>
+    <w:lsdException w:name="Table List 4" w:semiHidden="1" w:unhideWhenUsed="1"/>
+    <w:lsdException w:name="Table List 5" w:semiHidden="1" w:unhideWhenUsed="1"/>
+    <w:lsdException w:name="Table List 6" w:semiHidden="1" w:unhideWhenUsed="1"/>
+    <w:lsdException w:name="Table List 7" w:semiHidden="1" w:unhideWhenUsed="1"/>
+    <w:lsdException w:name="Table List 8" w:semiHidden="1" w:unhideWhenUsed="1"/>
+    <w:lsdException w:name="Table 3D effects 1" w:semiHidden="1" w:unhideWhenUsed="1"/>
+    <w:lsdException w:name="Table 3D effects 2" w:semiHidden="1" w:unhideWhenUsed="1"/>
+    <w:lsdException w:name="Table 3D effects 3" w:semiHidden="1" w:unhideWhenUsed="1"/>
+    <w:lsdException w:name="Table Contemporary" w:semiHidden="1" w:unhideWhenUsed="1"/>
+    <w:lsdException w:name="Table Elegant" w:semiHidden="1" w:unhideWhenUsed="1"/>
+    <w:lsdException w:name="Table Professional" w:semiHidden="1" w:unhideWhenUsed="1"/>
+    <w:lsdException w:name="Table Subtle 1" w:semiHidden="1" w:unhideWhenUsed="1"/>
+    <w:lsdException w:name="Table Subtle 2" w:semiHidden="1" w:unhideWhenUsed="1"/>
+    <w:lsdException w:name="Table Web 1" w:semiHidden="1" w:unhideWhenUsed="1"/>
+    <w:lsdException w:name="Table Web 2" w:semiHidden="1" w:unhideWhenUsed="1"/>
+    <w:lsdException w:name="Table Web 3" w:semiHidden="1" w:unhideWhenUsed="1"/>
+    <w:lsdException w:name="Balloon Text" w:semiHidden="1" w:unhideWhenUsed="1"/>
+    <w:lsdException w:name="Table Grid" w:uiPriority="39"/>
+    <w:lsdException w:name="Table Theme" w:semiHidden="1" w:unhideWhenUsed="1"/>
+    <w:lsdException w:name="Placeholder Text" w:semiHidden="1"/>
+    <w:lsdException w:name="No Spacing" w:uiPriority="1" w:qFormat="1"/>
+    <w:lsdException w:name="Light Shading" w:uiPriority="60"/>
+    <w:lsdException w:name="Light List" w:uiPriority="61"/>
+    <w:lsdException w:name="Light Grid" w:uiPriority="62"/>
+    <w:lsdException w:name="Medium Shading 1" w:uiPriority="63"/>
+    <w:lsdException w:name="Medium Shading 2" w:uiPriority="64"/>
+    <w:lsdException w:name="Medium List 1" w:uiPriority="65"/>
+    <w:lsdException w:name="Medium List 2" w:uiPriority="66"/>
+    <w:lsdException w:name="Medium Grid 1" w:uiPriority="67"/>
+    <w:lsdException w:name="Medium Grid 2" w:uiPriority="68"/>
+    <w:lsdException w:name="Medium Grid 3" w:uiPriority="69"/>
+    <w:lsdException w:name="Dark List" w:uiPriority="70"/>
+    <w:lsdException w:name="Colorful Shading" w:uiPriority="71"/>
+    <w:lsdException w:name="Colorful List" w:uiPriority="72"/>
+    <w:lsdException w:name="Colorful Grid" w:uiPriority="73"/>
+    <w:lsdException w:name="Light Shading Accent 1" w:uiPriority="60"/>
+    <w:lsdException w:name="Light List Accent 1" w:uiPriority="61"/>
+    <w:lsdException w:name="Light Grid Accent 1" w:uiPriority="62"/>
+    <w:lsdException w:name="Medium Shading 1 Accent 1" w:uiPriority="63"/>
+    <w:lsdException w:name="Medium Shading 2 Accent 1" w:uiPriority="64"/>
+    <w:lsdException w:name="Medium List 1 Accent 1" w:uiPriority="65"/>
+    <w:lsdException w:name="Revision" w:semiHidden="1"/>
+    <w:lsdException w:name="List Paragraph" w:uiPriority="34" w:qFormat="1"/>
+    <w:lsdException w:name="Quote" w:uiPriority="29" w:qFormat="1"/>
+    <w:lsdException w:name="Intense Quote" w:uiPriority="30" w:qFormat="1"/>
+    <w:lsdException w:name="Medium List 2 Accent 1" w:uiPriority="66"/>
+    <w:lsdException w:name="Medium Grid 1 Accent 1" w:uiPriority="67"/>
+    <w:lsdException w:name="Medium Grid 2 Accent 1" w:uiPriority="68"/>
+    <w:lsdException w:name="Medium Grid 3 Accent 1" w:uiPriority="69"/>
+    <w:lsdException w:name="Dark List Accent 1" w:uiPriority="70"/>
+    <w:lsdException w:name="Colorful Shading Accent 1" w:uiPriority="71"/>
+    <w:lsdException w:name="Colorful List Accent 1" w:uiPriority="72"/>
+    <w:lsdException w:name="Colorful Grid Accent 1" w:uiPriority="73"/>
+    <w:lsdException w:name="Light Shading Accent 2" w:uiPriority="60"/>
+    <w:lsdException w:name="Light List Accent 2" w:uiPriority="61"/>
+    <w:lsdException w:name="Light Grid Accent 2" w:uiPriority="62"/>
+    <w:lsdException w:name="Medium Shading 1 Accent 2" w:uiPriority="63"/>
+    <w:lsdException w:name="Medium Shading 2 Accent 2" w:uiPriority="64"/>
+    <w:lsdException w:name="Medium List 1 Accent 2" w:uiPriority="65"/>
+    <w:lsdException w:name="Medium List 2 Accent 2" w:uiPriority="66"/>
+    <w:lsdException w:name="Medium Grid 1 Accent 2" w:uiPriority="67"/>
+    <w:lsdException w:name="Medium Grid 2 Accent 2" w:uiPriority="68"/>
+    <w:lsdException w:name="Medium Grid 3 Accent 2" w:uiPriority="69"/>
+    <w:lsdException w:name="Dark List Accent 2" w:uiPriority="70"/>
+    <w:lsdException w:name="Colorful Shading Accent 2" w:uiPriority="71"/>
+    <w:lsdException w:name="Colorful List Accent 2" w:uiPriority="72"/>
+    <w:lsdException w:name="Colorful Grid Accent 2" w:uiPriority="73"/>
+    <w:lsdException w:name="Light Shading Accent 3" w:uiPriority="60"/>
+    <w:lsdException w:name="Light List Accent 3" w:uiPriority="61"/>
+    <w:lsdException w:name="Light Grid Accent 3" w:uiPriority="62"/>
+    <w:lsdException w:name="Medium Shading 1 Accent 3" w:uiPriority="63"/>
+    <w:lsdException w:name="Medium Shading 2 Accent 3" w:uiPriority="64"/>
+    <w:lsdException w:name="Medium List 1 Accent 3" w:uiPriority="65"/>
+    <w:lsdException w:name="Medium List 2 Accent 3" w:uiPriority="66"/>
+    <w:lsdException w:name="Medium Grid 1 Accent 3" w:uiPriority="67"/>
+    <w:lsdException w:name="Medium Grid 2 Accent 3" w:uiPriority="68"/>
+    <w:lsdException w:name="Medium Grid 3 Accent 3" w:uiPriority="69"/>
+    <w:lsdException w:name="Dark List Accent 3" w:uiPriority="70"/>
+    <w:lsdException w:name="Colorful Shading Accent 3" w:uiPriority="71"/>
+    <w:lsdException w:name="Colorful List Accent 3" w:uiPriority="72"/>
+    <w:lsdException w:name="Colorful Grid Accent 3" w:uiPriority="73"/>
+    <w:lsdException w:name="Light Shading Accent 4" w:uiPriority="60"/>
+    <w:lsdException w:name="Light List Accent 4" w:uiPriority="61"/>
+    <w:lsdException w:name="Light Grid Accent 4" w:uiPriority="62"/>
+    <w:lsdException w:name="Medium Shading 1 Accent 4" w:uiPriority="63"/>
+    <w:lsdException w:name="Medium Shading 2 Accent 4" w:uiPriority="64"/>
+    <w:lsdException w:name="Medium List 1 Accent 4" w:uiPriority="65"/>
+    <w:lsdException w:name="Medium List 2 Accent 4" w:uiPriority="66"/>
+    <w:lsdException w:name="Medium Grid 1 Accent 4" w:uiPriority="67"/>
+    <w:lsdException w:name="Medium Grid 2 Accent 4" w:uiPriority="68"/>
+    <w:lsdException w:name="Medium Grid 3 Accent 4" w:uiPriority="69"/>
+    <w:lsdException w:name="Dark List Accent 4" w:uiPriority="70"/>
+    <w:lsdException w:name="Colorful Shading Accent 4" w:uiPriority="71"/>
+    <w:lsdException w:name="Colorful List Accent 4" w:uiPriority="72"/>
+    <w:lsdException w:name="Colorful Grid Accent 4" w:uiPriority="73"/>
+    <w:lsdException w:name="Light Shading Accent 5" w:uiPriority="60"/>
+    <w:lsdException w:name="Light List Accent 5" w:uiPriority="61"/>
+    <w:lsdException w:name="Light Grid Accent 5" w:uiPriority="62"/>
+    <w:lsdException w:name="Medium Shading 1 Accent 5" w:uiPriority="63"/>
+    <w:lsdException w:name="Medium Shading 2 Accent 5" w:uiPriority="64"/>
+    <w:lsdException w:name="Medium List 1 Accent 5" w:uiPriority="65"/>
+    <w:lsdException w:name="Medium List 2 Accent 5" w:uiPriority="66"/>
+    <w:lsdException w:name="Medium Grid 1 Accent 5" w:uiPriority="67"/>
+    <w:lsdException w:name="Medium Grid 2 Accent 5" w:uiPriority="68"/>
+    <w:lsdException w:name="Medium Grid 3 Accent 5" w:uiPriority="69"/>
+    <w:lsdException w:name="Dark List Accent 5" w:uiPriority="70"/>
+    <w:lsdException w:name="Colorful Shading Accent 5" w:uiPriority="71"/>
+    <w:lsdException w:name="Colorful List Accent 5" w:uiPriority="72"/>
+    <w:lsdException w:name="Colorful Grid Accent 5" w:uiPriority="73"/>
+    <w:lsdException w:name="Light Shading Accent 6" w:uiPriority="60"/>
+    <w:lsdException w:name="Light List Accent 6" w:uiPriority="61"/>
+    <w:lsdException w:name="Light Grid Accent 6" w:uiPriority="62"/>
+    <w:lsdException w:name="Medium Shading 1 Accent 6" w:uiPriority="63"/>
+    <w:lsdException w:name="Medium Shading 2 Accent 6" w:uiPriority="64"/>
+    <w:lsdException w:name="Medium List 1 Accent 6" w:uiPriority="65"/>
+    <w:lsdException w:name="Medium List 2 Accent 6" w:uiPriority="66"/>
+    <w:lsdException w:name="Medium Grid 1 Accent 6" w:uiPriority="67"/>
+    <w:lsdException w:name="Medium Grid 2 Accent 6" w:uiPriority="68"/>
+    <w:lsdException w:name="Medium Grid 3 Accent 6" w:uiPriority="69"/>
+    <w:lsdException w:name="Dark List Accent 6" w:uiPriority="70"/>
+    <w:lsdException w:name="Colorful Shading Accent 6" w:uiPriority="71"/>
+    <w:lsdException w:name="Colorful List Accent 6" w:uiPriority="72"/>
+    <w:lsdException w:name="Colorful Grid Accent 6" w:uiPriority="73"/>
+    <w:lsdException w:name="Subtle Emphasis" w:uiPriority="19" w:qFormat="1"/>
+    <w:lsdException w:name="Intense Emphasis" w:uiPriority="21" w:qFormat="1"/>
+    <w:lsdException w:name="Subtle Reference" w:uiPriority="31" w:qFormat="1"/>
+    <w:lsdException w:name="Intense Reference" w:uiPriority="32" w:qFormat="1"/>
+    <w:lsdException w:name="Book Title" w:uiPriority="33" w:qFormat="1"/>
+    <w:lsdException w:name="Bibliography" w:semiHidden="1" w:uiPriority="37" w:unhideWhenUsed="1"/>
+    <w:lsdException w:name="TOC Heading" w:semiHidden="1" w:uiPriority="39" w:unhideWhenUsed="1" w:qFormat="1"/>
+    <w:lsdException w:name="Plain Table 1" w:uiPriority="41"/>
+    <w:lsdException w:name="Plain Table 2" w:uiPriority="42"/>
+    <w:lsdException w:name="Plain Table 3" w:uiPriority="43"/>
+    <w:lsdException w:name="Plain Table 4" w:uiPriority="44"/>
+    <w:lsdException w:name="Plain Table 5" w:uiPriority="45"/>
+    <w:lsdException w:name="Grid Table Light" w:uiPriority="40"/>
+    <w:lsdException w:name="Grid Table 1 Light" w:uiPriority="46"/>
+    <w:lsdException w:name="Grid Table 2" w:uiPriority="47"/>
+    <w:lsdException w:name="Grid Table 3" w:uiPriority="48"/>
+    <w:lsdException w:name="Grid Table 4" w:uiPriority="49"/>
+    <w:lsdException w:name="Grid Table 5 Dark" w:uiPriority="50"/>
+    <w:lsdException w:name="Grid Table 6 Colorful" w:uiPriority="51"/>
+    <w:lsdException w:name="Grid Table 7 Colorful" w:uiPriority="52"/>
+    <w:lsdException w:name="Grid Table 1 Light Accent 1" w:uiPriority="46"/>
+    <w:lsdException w:name="Grid Table 2 Accent 1" w:uiPriority="47"/>
+    <w:lsdException w:name="Grid Table 3 Accent 1" w:uiPriority="48"/>
+    <w:lsdException w:name="Grid Table 4 Accent 1" w:uiPriority="49"/>
+    <w:lsdException w:name="Grid Table 5 Dark Accent 1" w:uiPriority="50"/>
+    <w:lsdException w:name="Grid Table 6 Colorful Accent 1" w:uiPriority="51"/>
+    <w:lsdException w:name="Grid Table 7 Colorful Accent 1" w:uiPriority="52"/>
+    <w:lsdException w:name="Grid Table 1 Light Accent 2" w:uiPriority="46"/>
+    <w:lsdException w:name="Grid Table 2 Accent 2" w:uiPriority="47"/>
+    <w:lsdException w:name="Grid Table 3 Accent 2" w:uiPriority="48"/>
+    <w:lsdException w:name="Grid Table 4 Accent 2" w:uiPriority="49"/>
+    <w:lsdException w:name="Grid Table 5 Dark Accent 2" w:uiPriority="50"/>
+    <w:lsdException w:name="Grid Table 6 Colorful Accent 2" w:uiPriority="51"/>
+    <w:lsdException w:name="Grid Table 7 Colorful Accent 2" w:uiPriority="52"/>
+    <w:lsdException w:name="Grid Table 1 Light Accent 3" w:uiPriority="46"/>
+    <w:lsdException w:name="Grid Table 2 Accent 3" w:uiPriority="47"/>
+    <w:lsdException w:name="Grid Table 3 Accent 3" w:uiPriority="48"/>
+    <w:lsdException w:name="Grid Table 4 Accent 3" w:uiPriority="49"/>
+    <w:lsdException w:name="Grid Table 5 Dark Accent 3" w:uiPriority="50"/>
+    <w:lsdException w:name="Grid Table 6 Colorful Accent 3" w:uiPriority="51"/>
+    <w:lsdException w:name="Grid Table 7 Colorful Accent 3" w:uiPriority="52"/>
+    <w:lsdException w:name="Grid Table 1 Light Accent 4" w:uiPriority="46"/>
+    <w:lsdException w:name="Grid Table 2 Accent 4" w:uiPriority="47"/>
+    <w:lsdException w:name="Grid Table 3 Accent 4" w:uiPriority="48"/>
+    <w:lsdException w:name="Grid Table 4 Accent 4" w:uiPriority="49"/>
+    <w:lsdException w:name="Grid Table 5 Dark Accent 4" w:uiPriority="50"/>
+    <w:lsdException w:name="Grid Table 6 Colorful Accent 4" w:uiPriority="51"/>
+    <w:lsdException w:name="Grid Table 7 Colorful Accent 4" w:uiPriority="52"/>
+    <w:lsdException w:name="Grid Table 1 Light Accent 5" w:uiPriority="46"/>
+    <w:lsdException w:name="Grid Table 2 Accent 5" w:uiPriority="47"/>
+    <w:lsdException w:name="Grid Table 3 Accent 5" w:uiPriority="48"/>
+    <w:lsdException w:name="Grid Table 4 Accent 5" w:uiPriority="49"/>
+    <w:lsdException w:name="Grid Table 5 Dark Accent 5" w:uiPriority="50"/>
+    <w:lsdException w:name="Grid Table 6 Colorful Accent 5" w:uiPriority="51"/>
+    <w:lsdException w:name="Grid Table 7 Colorful Accent 5" w:uiPriority="52"/>
+    <w:lsdException w:name="Grid Table 1 Light Accent 6" w:uiPriority="46"/>
+    <w:lsdException w:name="Grid Table 2 Accent 6" w:uiPriority="47"/>
+    <w:lsdException w:name="Grid Table 3 Accent 6" w:uiPriority="48"/>
+    <w:lsdException w:name="Grid Table 4 Accent 6" w:uiPriority="49"/>
+    <w:lsdException w:name="Grid Table 5 Dark Accent 6" w:uiPriority="50"/>
+    <w:lsdException w:name="Grid Table 6 Colorful Accent 6" w:uiPriority="51"/>
+    <w:lsdException w:name="Grid Table 7 Colorful Accent 6" w:uiPriority="52"/>
+    <w:lsdException w:name="List Table 1 Light" w:uiPriority="46"/>
+    <w:lsdException w:name="List Table 2" w:uiPriority="47"/>
+    <w:lsdException w:name="List Table 3" w:uiPriority="48"/>
+    <w:lsdException w:name="List Table 4" w:uiPriority="49"/>
+    <w:lsdException w:name="List Table 5 Dark" w:uiPriority="50"/>
+    <w:lsdException w:name="List Table 6 Colorful" w:uiPriority="51"/>
+    <w:lsdException w:name="List Table 7 Colorful" w:uiPriority="52"/>
+    <w:lsdException w:name="List Table 1 Light Accent 1" w:uiPriority="46"/>
+    <w:lsdException w:name="List Table 2 Accent 1" w:uiPriority="47"/>
+    <w:lsdException w:name="List Table 3 Accent 1" w:uiPriority="48"/>
+    <w:lsdException w:name="List Table 4 Accent 1" w:uiPriority="49"/>
+    <w:lsdException w:name="List Table 5 Dark Accent 1" w:uiPriority="50"/>
+    <w:lsdException w:name="List Table 6 Colorful Accent 1" w:uiPriority="51"/>
+    <w:lsdException w:name="List Table 7 Colorful Accent 1" w:uiPriority="52"/>
+    <w:lsdException w:name="List Table 1 Light Accent 2" w:uiPriority="46"/>
+    <w:lsdException w:name="List Table 2 Accent 2" w:uiPriority="47"/>
+    <w:lsdException w:name="List Table 3 Accent 2" w:uiPriority="48"/>
+    <w:lsdException w:name="List Table 4 Accent 2" w:uiPriority="49"/>
+    <w:lsdException w:name="List Table 5 Dark Accent 2" w:uiPriority="50"/>
+    <w:lsdException w:name="List Table 6 Colorful Accent 2" w:uiPriority="51"/>
+    <w:lsdException w:name="List Table 7 Colorful Accent 2" w:uiPriority="52"/>
+    <w:lsdException w:name="List Table 1 Light Accent 3" w:uiPriority="46"/>
+    <w:lsdException w:name="List Table 2 Accent 3" w:uiPriority="47"/>
+    <w:lsdException w:name="List Table 3 Accent 3" w:uiPriority="48"/>
+    <w:lsdException w:name="List Table 4 Accent 3" w:uiPriority="49"/>
+    <w:lsdException w:name="List Table 5 Dark Accent 3" w:uiPriority="50"/>
+    <w:lsdException w:name="List Table 6 Colorful Accent 3" w:uiPriority="51"/>
+    <w:lsdException w:name="List Table 7 Colorful Accent 3" w:uiPriority="52"/>
+    <w:lsdException w:name="List Table 1 Light Accent 4" w:uiPriority="46"/>
+    <w:lsdException w:name="List Table 2 Accent 4" w:uiPriority="47"/>
+    <w:lsdException w:name="List Table 3 Accent 4" w:uiPriority="48"/>
+    <w:lsdException w:name="List Table 4 Accent 4" w:uiPriority="49"/>
+    <w:lsdException w:name="List Table 5 Dark Accent 4" w:uiPriority="50"/>
+    <w:lsdException w:name="List Table 6 Colorful Accent 4" w:uiPriority="51"/>
+    <w:lsdException w:name="List Table 7 Colorful Accent 4" w:uiPriority="52"/>
+    <w:lsdException w:name="List Table 1 Light Accent 5" w:uiPriority="46"/>
+    <w:lsdException w:name="List Table 2 Accent 5" w:uiPriority="47"/>
+    <w:lsdException w:name="List Table 3 Accent 5" w:uiPriority="48"/>
+    <w:lsdException w:name="List Table 4 Accent 5" w:uiPriority="49"/>
+    <w:lsdException w:name="List Table 5 Dark Accent 5" w:uiPriority="50"/>
+    <w:lsdException w:name="List Table 6 Colorful Accent 5" w:uiPriority="51"/>
+    <w:lsdException w:name="List Table 7 Colorful Accent 5" w:uiPriority="52"/>
+    <w:lsdException w:name="List Table 1 Light Accent 6" w:uiPriority="46"/>
+    <w:lsdException w:name="List Table 2 Accent 6" w:uiPriority="47"/>
+    <w:lsdException w:name="List Table 3 Accent 6" w:uiPriority="48"/>
+    <w:lsdException w:name="List Table 4 Accent 6" w:uiPriority="49"/>
+    <w:lsdException w:name="List Table 5 Dark Accent 6" w:uiPriority="50"/>
+    <w:lsdException w:name="List Table 6 Colorful Accent 6" w:uiPriority="51"/>
+    <w:lsdException w:name="List Table 7 Colorful Accent 6" w:uiPriority="52"/>
+    <w:lsdException w:name="Mention" w:semiHidden="1" w:unhideWhenUsed="1"/>
+    <w:lsdException w:name="Smart Hyperlink" w:semiHidden="1" w:unhideWhenUsed="1"/>
+    <w:lsdException w:name="Hashtag" w:semiHidden="1" w:unhideWhenUsed="1"/>
+    <w:lsdException w:name="Unresolved Mention" w:semiHidden="1" w:unhideWhenUsed="1"/>
+    <w:lsdException w:name="Smart Link" w:semiHidden="1" w:unhideWhenUsed="1"/>
+  </w:latentStyles>
+  <w:style w:type="paragraph" w:default="1" w:styleId="Normal">
+    <w:name w:val="Normal"/>
     <w:qFormat/>
-    <w:rPr>
-      <w:sz w:val="56"/>
-      <w:szCs w:val="56"/>
-    </w:rPr>
   </w:style>
   <w:style w:type="paragraph" w:styleId="Heading1">
-    <w:name w:val="Heading 1"/>
-    <w:basedOn w:val="Normal"/>
-    <w:next w:val="Normal"/>
+    <w:name w:val="heading 1"/>
+    <w:uiPriority w:val="9"/>
     <w:qFormat/>
+    <w:pPr>
+      <w:outlineLvl w:val="0"/>
+    </w:pPr>
     <w:rPr>
       <w:color w:val="2E74B5"/>
       <w:sz w:val="32"/>
@@ -1148,10 +1490,14 @@
     </w:rPr>
   </w:style>
   <w:style w:type="paragraph" w:styleId="Heading2">
-    <w:name w:val="Heading 2"/>
-    <w:basedOn w:val="Normal"/>
-    <w:next w:val="Normal"/>
+    <w:name w:val="heading 2"/>
+    <w:uiPriority w:val="9"/>
+    <w:semiHidden/>
+    <w:unhideWhenUsed/>
     <w:qFormat/>
+    <w:pPr>
+      <w:outlineLvl w:val="1"/>
+    </w:pPr>
     <w:rPr>
       <w:color w:val="2E74B5"/>
       <w:sz w:val="26"/>
@@ -1159,10 +1505,14 @@
     </w:rPr>
   </w:style>
   <w:style w:type="paragraph" w:styleId="Heading3">
-    <w:name w:val="Heading 3"/>
-    <w:basedOn w:val="Normal"/>
-    <w:next w:val="Normal"/>
+    <w:name w:val="heading 3"/>
+    <w:uiPriority w:val="9"/>
+    <w:semiHidden/>
+    <w:unhideWhenUsed/>
     <w:qFormat/>
+    <w:pPr>
+      <w:outlineLvl w:val="2"/>
+    </w:pPr>
     <w:rPr>
       <w:color w:val="1F4D78"/>
       <w:sz w:val="24"/>
@@ -1170,10 +1520,14 @@
     </w:rPr>
   </w:style>
   <w:style w:type="paragraph" w:styleId="Heading4">
-    <w:name w:val="Heading 4"/>
-    <w:basedOn w:val="Normal"/>
-    <w:next w:val="Normal"/>
+    <w:name w:val="heading 4"/>
+    <w:uiPriority w:val="9"/>
+    <w:semiHidden/>
+    <w:unhideWhenUsed/>
     <w:qFormat/>
+    <w:pPr>
+      <w:outlineLvl w:val="3"/>
+    </w:pPr>
     <w:rPr>
       <w:i/>
       <w:iCs/>
@@ -1181,27 +1535,69 @@
     </w:rPr>
   </w:style>
   <w:style w:type="paragraph" w:styleId="Heading5">
-    <w:name w:val="Heading 5"/>
-    <w:basedOn w:val="Normal"/>
-    <w:next w:val="Normal"/>
+    <w:name w:val="heading 5"/>
+    <w:uiPriority w:val="9"/>
+    <w:semiHidden/>
+    <w:unhideWhenUsed/>
     <w:qFormat/>
+    <w:pPr>
+      <w:outlineLvl w:val="4"/>
+    </w:pPr>
     <w:rPr>
       <w:color w:val="2E74B5"/>
     </w:rPr>
   </w:style>
   <w:style w:type="paragraph" w:styleId="Heading6">
-    <w:name w:val="Heading 6"/>
-    <w:basedOn w:val="Normal"/>
-    <w:next w:val="Normal"/>
+    <w:name w:val="heading 6"/>
+    <w:uiPriority w:val="9"/>
+    <w:semiHidden/>
+    <w:unhideWhenUsed/>
     <w:qFormat/>
+    <w:pPr>
+      <w:outlineLvl w:val="5"/>
+    </w:pPr>
     <w:rPr>
       <w:color w:val="1F4D78"/>
     </w:rPr>
   </w:style>
-  <w:style w:type="paragraph" w:styleId="Strong">
-    <w:name w:val="Strong"/>
-    <w:basedOn w:val="Normal"/>
-    <w:next w:val="Normal"/>
+  <w:style w:type="character" w:default="1" w:styleId="DefaultParagraphFont">
+    <w:name w:val="Default Paragraph Font"/>
+    <w:uiPriority w:val="1"/>
+    <w:semiHidden/>
+    <w:unhideWhenUsed/>
+  </w:style>
+  <w:style w:type="table" w:default="1" w:styleId="TableNormal">
+    <w:name w:val="Normal Table"/>
+    <w:uiPriority w:val="99"/>
+    <w:semiHidden/>
+    <w:unhideWhenUsed/>
+    <w:tblPr>
+      <w:tblInd w:w="0" w:type="dxa"/>
+      <w:tblCellMar>
+        <w:top w:w="0" w:type="dxa"/>
+        <w:left w:w="108" w:type="dxa"/>
+        <w:bottom w:w="0" w:type="dxa"/>
+        <w:right w:w="108" w:type="dxa"/>
+      </w:tblCellMar>
+    </w:tblPr>
+  </w:style>
+  <w:style w:type="numbering" w:default="1" w:styleId="NoList">
+    <w:name w:val="No List"/>
+    <w:uiPriority w:val="99"/>
+    <w:semiHidden/>
+    <w:unhideWhenUsed/>
+  </w:style>
+  <w:style w:type="paragraph" w:styleId="Title">
+    <w:name w:val="Title"/>
+    <w:uiPriority w:val="10"/>
+    <w:qFormat/>
+    <w:rPr>
+      <w:sz w:val="56"/>
+      <w:szCs w:val="56"/>
+    </w:rPr>
+  </w:style>
+  <w:style w:type="paragraph" w:customStyle="1" w:styleId="Strong1">
+    <w:name w:val="Strong1"/>
     <w:qFormat/>
     <w:rPr>
       <w:b/>
@@ -1210,12 +1606,10 @@
   </w:style>
   <w:style w:type="paragraph" w:styleId="ListParagraph">
     <w:name w:val="List Paragraph"/>
-    <w:basedOn w:val="Normal"/>
     <w:qFormat/>
   </w:style>
   <w:style w:type="character" w:styleId="Hyperlink">
     <w:name w:val="Hyperlink"/>
-    <w:basedOn w:val="DefaultParagraphFont"/>
     <w:uiPriority w:val="99"/>
     <w:unhideWhenUsed/>
     <w:rPr>
@@ -1225,7 +1619,6 @@
   </w:style>
   <w:style w:type="character" w:styleId="FootnoteReference">
     <w:name w:val="footnote reference"/>
-    <w:basedOn w:val="DefaultParagraphFont"/>
     <w:uiPriority w:val="99"/>
     <w:semiHidden/>
     <w:unhideWhenUsed/>
@@ -1235,22 +1628,13 @@
   </w:style>
   <w:style w:type="paragraph" w:styleId="FootnoteText">
     <w:name w:val="footnote text"/>
-    <w:basedOn w:val="Normal"/>
     <w:link w:val="FootnoteTextChar"/>
     <w:uiPriority w:val="99"/>
     <w:semiHidden/>
     <w:unhideWhenUsed/>
-    <w:pPr>
-      <w:spacing w:after="0" w:line="240" w:lineRule="auto"/>
-    </w:pPr>
-    <w:rPr>
-      <w:sz w:val="20"/>
-      <w:szCs w:val="20"/>
-    </w:rPr>
   </w:style>
-  <w:style w:type="character" w:styleId="FootnoteTextChar">
+  <w:style w:type="character" w:customStyle="1" w:styleId="FootnoteTextChar">
     <w:name w:val="Footnote Text Char"/>
-    <w:basedOn w:val="DefaultParagraphFont"/>
     <w:link w:val="FootnoteText"/>
     <w:uiPriority w:val="99"/>
     <w:semiHidden/>
@@ -1262,7 +1646,6 @@
   </w:style>
   <w:style w:type="character" w:styleId="EndnoteReference">
     <w:name w:val="endnote reference"/>
-    <w:basedOn w:val="DefaultParagraphFont"/>
     <w:uiPriority w:val="99"/>
     <w:semiHidden/>
     <w:unhideWhenUsed/>
@@ -1272,22 +1655,13 @@
   </w:style>
   <w:style w:type="paragraph" w:styleId="EndnoteText">
     <w:name w:val="endnote text"/>
-    <w:basedOn w:val="Normal"/>
     <w:link w:val="EndnoteTextChar"/>
     <w:uiPriority w:val="99"/>
     <w:semiHidden/>
     <w:unhideWhenUsed/>
-    <w:pPr>
-      <w:spacing w:after="0" w:line="240" w:lineRule="auto"/>
-    </w:pPr>
-    <w:rPr>
-      <w:sz w:val="20"/>
-      <w:szCs w:val="20"/>
-    </w:rPr>
   </w:style>
-  <w:style w:type="character" w:styleId="EndnoteTextChar">
+  <w:style w:type="character" w:customStyle="1" w:styleId="EndnoteTextChar">
     <w:name w:val="Endnote Text Char"/>
-    <w:basedOn w:val="DefaultParagraphFont"/>
     <w:link w:val="EndnoteText"/>
     <w:uiPriority w:val="99"/>
     <w:semiHidden/>
@@ -1298,4 +1672,319 @@
     </w:rPr>
   </w:style>
 </w:styles>
+</file>
+
+<file path=word/theme/theme1.xml><?xml version="1.0" encoding="utf-8"?>
+<a:theme xmlns:a="http://schemas.openxmlformats.org/drawingml/2006/main" name="Office Theme">
+  <a:themeElements>
+    <a:clrScheme name="Office">
+      <a:dk1>
+        <a:sysClr val="windowText" lastClr="000000"/>
+      </a:dk1>
+      <a:lt1>
+        <a:sysClr val="window" lastClr="FFFFFF"/>
+      </a:lt1>
+      <a:dk2>
+        <a:srgbClr val="0E2841"/>
+      </a:dk2>
+      <a:lt2>
+        <a:srgbClr val="E8E8E8"/>
+      </a:lt2>
+      <a:accent1>
+        <a:srgbClr val="156082"/>
+      </a:accent1>
+      <a:accent2>
+        <a:srgbClr val="E97132"/>
+      </a:accent2>
+      <a:accent3>
+        <a:srgbClr val="196B24"/>
+      </a:accent3>
+      <a:accent4>
+        <a:srgbClr val="0F9ED5"/>
+      </a:accent4>
+      <a:accent5>
+        <a:srgbClr val="A02B93"/>
+      </a:accent5>
+      <a:accent6>
+        <a:srgbClr val="4EA72E"/>
+      </a:accent6>
+      <a:hlink>
+        <a:srgbClr val="467886"/>
+      </a:hlink>
+      <a:folHlink>
+        <a:srgbClr val="96607D"/>
+      </a:folHlink>
+    </a:clrScheme>
+    <a:fontScheme name="Office">
+      <a:majorFont>
+        <a:latin typeface="Aptos Display" panose="02110004020202020204"/>
+        <a:ea typeface=""/>
+        <a:cs typeface=""/>
+        <a:font script="Jpan" typeface="游ゴシック Light"/>
+        <a:font script="Hang" typeface="맑은 고딕"/>
+        <a:font script="Hans" typeface="等线 Light"/>
+        <a:font script="Hant" typeface="新細明體"/>
+        <a:font script="Arab" typeface="Times New Roman"/>
+        <a:font script="Hebr" typeface="Times New Roman"/>
+        <a:font script="Thai" typeface="Angsana New"/>
+        <a:font script="Ethi" typeface="Nyala"/>
+        <a:font script="Beng" typeface="Vrinda"/>
+        <a:font script="Gujr" typeface="Shruti"/>
+        <a:font script="Khmr" typeface="MoolBoran"/>
+        <a:font script="Knda" typeface="Tunga"/>
+        <a:font script="Guru" typeface="Raavi"/>
+        <a:font script="Cans" typeface="Euphemia"/>
+        <a:font script="Cher" typeface="Plantagenet Cherokee"/>
+        <a:font script="Yiii" typeface="Microsoft Yi Baiti"/>
+        <a:font script="Tibt" typeface="Microsoft Himalaya"/>
+        <a:font script="Thaa" typeface="MV Boli"/>
+        <a:font script="Deva" typeface="Mangal"/>
+        <a:font script="Telu" typeface="Gautami"/>
+        <a:font script="Taml" typeface="Latha"/>
+        <a:font script="Syrc" typeface="Estrangelo Edessa"/>
+        <a:font script="Orya" typeface="Kalinga"/>
+        <a:font script="Mlym" typeface="Kartika"/>
+        <a:font script="Laoo" typeface="DokChampa"/>
+        <a:font script="Sinh" typeface="Iskoola Pota"/>
+        <a:font script="Mong" typeface="Mongolian Baiti"/>
+        <a:font script="Viet" typeface="Times New Roman"/>
+        <a:font script="Uigh" typeface="Microsoft Uighur"/>
+        <a:font script="Geor" typeface="Sylfaen"/>
+        <a:font script="Armn" typeface="Arial"/>
+        <a:font script="Bugi" typeface="Leelawadee UI"/>
+        <a:font script="Bopo" typeface="Microsoft JhengHei"/>
+        <a:font script="Java" typeface="Javanese Text"/>
+        <a:font script="Lisu" typeface="Segoe UI"/>
+        <a:font script="Mymr" typeface="Myanmar Text"/>
+        <a:font script="Nkoo" typeface="Ebrima"/>
+        <a:font script="Olck" typeface="Nirmala UI"/>
+        <a:font script="Osma" typeface="Ebrima"/>
+        <a:font script="Phag" typeface="Phagspa"/>
+        <a:font script="Syrn" typeface="Estrangelo Edessa"/>
+        <a:font script="Syrj" typeface="Estrangelo Edessa"/>
+        <a:font script="Syre" typeface="Estrangelo Edessa"/>
+        <a:font script="Sora" typeface="Nirmala UI"/>
+        <a:font script="Tale" typeface="Microsoft Tai Le"/>
+        <a:font script="Talu" typeface="Microsoft New Tai Lue"/>
+        <a:font script="Tfng" typeface="Ebrima"/>
+      </a:majorFont>
+      <a:minorFont>
+        <a:latin typeface="Aptos" panose="02110004020202020204"/>
+        <a:ea typeface=""/>
+        <a:cs typeface=""/>
+        <a:font script="Jpan" typeface="游明朝"/>
+        <a:font script="Hang" typeface="맑은 고딕"/>
+        <a:font script="Hans" typeface="等线"/>
+        <a:font script="Hant" typeface="新細明體"/>
+        <a:font script="Arab" typeface="Arial"/>
+        <a:font script="Hebr" typeface="Arial"/>
+        <a:font script="Thai" typeface="Cordia New"/>
+        <a:font script="Ethi" typeface="Nyala"/>
+        <a:font script="Beng" typeface="Vrinda"/>
+        <a:font script="Gujr" typeface="Shruti"/>
+        <a:font script="Khmr" typeface="DaunPenh"/>
+        <a:font script="Knda" typeface="Tunga"/>
+        <a:font script="Guru" typeface="Raavi"/>
+        <a:font script="Cans" typeface="Euphemia"/>
+        <a:font script="Cher" typeface="Plantagenet Cherokee"/>
+        <a:font script="Yiii" typeface="Microsoft Yi Baiti"/>
+        <a:font script="Tibt" typeface="Microsoft Himalaya"/>
+        <a:font script="Thaa" typeface="MV Boli"/>
+        <a:font script="Deva" typeface="Mangal"/>
+        <a:font script="Telu" typeface="Gautami"/>
+        <a:font script="Taml" typeface="Latha"/>
+        <a:font script="Syrc" typeface="Estrangelo Edessa"/>
+        <a:font script="Orya" typeface="Kalinga"/>
+        <a:font script="Mlym" typeface="Kartika"/>
+        <a:font script="Laoo" typeface="DokChampa"/>
+        <a:font script="Sinh" typeface="Iskoola Pota"/>
+        <a:font script="Mong" typeface="Mongolian Baiti"/>
+        <a:font script="Viet" typeface="Arial"/>
+        <a:font script="Uigh" typeface="Microsoft Uighur"/>
+        <a:font script="Geor" typeface="Sylfaen"/>
+        <a:font script="Armn" typeface="Arial"/>
+        <a:font script="Bugi" typeface="Leelawadee UI"/>
+        <a:font script="Bopo" typeface="Microsoft JhengHei"/>
+        <a:font script="Java" typeface="Javanese Text"/>
+        <a:font script="Lisu" typeface="Segoe UI"/>
+        <a:font script="Mymr" typeface="Myanmar Text"/>
+        <a:font script="Nkoo" typeface="Ebrima"/>
+        <a:font script="Olck" typeface="Nirmala UI"/>
+        <a:font script="Osma" typeface="Ebrima"/>
+        <a:font script="Phag" typeface="Phagspa"/>
+        <a:font script="Syrn" typeface="Estrangelo Edessa"/>
+        <a:font script="Syrj" typeface="Estrangelo Edessa"/>
+        <a:font script="Syre" typeface="Estrangelo Edessa"/>
+        <a:font script="Sora" typeface="Nirmala UI"/>
+        <a:font script="Tale" typeface="Microsoft Tai Le"/>
+        <a:font script="Talu" typeface="Microsoft New Tai Lue"/>
+        <a:font script="Tfng" typeface="Ebrima"/>
+      </a:minorFont>
+    </a:fontScheme>
+    <a:fmtScheme name="Office">
+      <a:fillStyleLst>
+        <a:solidFill>
+          <a:schemeClr val="phClr"/>
+        </a:solidFill>
+        <a:gradFill rotWithShape="1">
+          <a:gsLst>
+            <a:gs pos="0">
+              <a:schemeClr val="phClr">
+                <a:lumMod val="110000"/>
+                <a:satMod val="105000"/>
+                <a:tint val="67000"/>
+              </a:schemeClr>
+            </a:gs>
+            <a:gs pos="50000">
+              <a:schemeClr val="phClr">
+                <a:lumMod val="105000"/>
+                <a:satMod val="103000"/>
+                <a:tint val="73000"/>
+              </a:schemeClr>
+            </a:gs>
+            <a:gs pos="100000">
+              <a:schemeClr val="phClr">
+                <a:lumMod val="105000"/>
+                <a:satMod val="109000"/>
+                <a:tint val="81000"/>
+              </a:schemeClr>
+            </a:gs>
+          </a:gsLst>
+          <a:lin ang="5400000" scaled="0"/>
+        </a:gradFill>
+        <a:gradFill rotWithShape="1">
+          <a:gsLst>
+            <a:gs pos="0">
+              <a:schemeClr val="phClr">
+                <a:satMod val="103000"/>
+                <a:lumMod val="102000"/>
+                <a:tint val="94000"/>
+              </a:schemeClr>
+            </a:gs>
+            <a:gs pos="50000">
+              <a:schemeClr val="phClr">
+                <a:satMod val="110000"/>
+                <a:lumMod val="100000"/>
+                <a:shade val="100000"/>
+              </a:schemeClr>
+            </a:gs>
+            <a:gs pos="100000">
+              <a:schemeClr val="phClr">
+                <a:lumMod val="99000"/>
+                <a:satMod val="120000"/>
+                <a:shade val="78000"/>
+              </a:schemeClr>
+            </a:gs>
+          </a:gsLst>
+          <a:lin ang="5400000" scaled="0"/>
+        </a:gradFill>
+      </a:fillStyleLst>
+      <a:lnStyleLst>
+        <a:ln w="12700" cap="flat" cmpd="sng" algn="ctr">
+          <a:solidFill>
+            <a:schemeClr val="phClr"/>
+          </a:solidFill>
+          <a:prstDash val="solid"/>
+          <a:miter lim="800000"/>
+        </a:ln>
+        <a:ln w="19050" cap="flat" cmpd="sng" algn="ctr">
+          <a:solidFill>
+            <a:schemeClr val="phClr"/>
+          </a:solidFill>
+          <a:prstDash val="solid"/>
+          <a:miter lim="800000"/>
+        </a:ln>
+        <a:ln w="25400" cap="flat" cmpd="sng" algn="ctr">
+          <a:solidFill>
+            <a:schemeClr val="phClr"/>
+          </a:solidFill>
+          <a:prstDash val="solid"/>
+          <a:miter lim="800000"/>
+        </a:ln>
+      </a:lnStyleLst>
+      <a:effectStyleLst>
+        <a:effectStyle>
+          <a:effectLst/>
+        </a:effectStyle>
+        <a:effectStyle>
+          <a:effectLst/>
+        </a:effectStyle>
+        <a:effectStyle>
+          <a:effectLst>
+            <a:outerShdw blurRad="57150" dist="19050" dir="5400000" algn="ctr" rotWithShape="0">
+              <a:srgbClr val="000000">
+                <a:alpha val="63000"/>
+              </a:srgbClr>
+            </a:outerShdw>
+          </a:effectLst>
+        </a:effectStyle>
+      </a:effectStyleLst>
+      <a:bgFillStyleLst>
+        <a:solidFill>
+          <a:schemeClr val="phClr"/>
+        </a:solidFill>
+        <a:solidFill>
+          <a:schemeClr val="phClr">
+            <a:tint val="95000"/>
+            <a:satMod val="170000"/>
+          </a:schemeClr>
+        </a:solidFill>
+        <a:gradFill rotWithShape="1">
+          <a:gsLst>
+            <a:gs pos="0">
+              <a:schemeClr val="phClr">
+                <a:tint val="93000"/>
+                <a:satMod val="150000"/>
+                <a:shade val="98000"/>
+                <a:lumMod val="102000"/>
+              </a:schemeClr>
+            </a:gs>
+            <a:gs pos="50000">
+              <a:schemeClr val="phClr">
+                <a:tint val="98000"/>
+                <a:satMod val="130000"/>
+                <a:shade val="90000"/>
+                <a:lumMod val="103000"/>
+              </a:schemeClr>
+            </a:gs>
+            <a:gs pos="100000">
+              <a:schemeClr val="phClr">
+                <a:shade val="63000"/>
+                <a:satMod val="120000"/>
+              </a:schemeClr>
+            </a:gs>
+          </a:gsLst>
+          <a:lin ang="5400000" scaled="0"/>
+        </a:gradFill>
+      </a:bgFillStyleLst>
+    </a:fmtScheme>
+  </a:themeElements>
+  <a:objectDefaults>
+    <a:lnDef>
+      <a:spPr/>
+      <a:bodyPr/>
+      <a:lstStyle/>
+      <a:style>
+        <a:lnRef idx="2">
+          <a:schemeClr val="accent1"/>
+        </a:lnRef>
+        <a:fillRef idx="0">
+          <a:schemeClr val="accent1"/>
+        </a:fillRef>
+        <a:effectRef idx="1">
+          <a:schemeClr val="accent1"/>
+        </a:effectRef>
+        <a:fontRef idx="minor">
+          <a:schemeClr val="tx1"/>
+        </a:fontRef>
+      </a:style>
+    </a:lnDef>
+  </a:objectDefaults>
+  <a:extraClrSchemeLst/>
+  <a:extLst>
+    <a:ext uri="{05A4C25C-085E-4340-85A3-A5531E510DB2}">
+      <thm15:themeFamily xmlns:thm15="http://schemas.microsoft.com/office/thememl/2012/main" name="Office Theme" id="{2E142A2C-CD16-42D6-873A-C26D2A0506FA}" vid="{1BDDFF52-6CD6-40A5-AB3C-68EB2F1E4D0A}"/>
+    </a:ext>
+  </a:extLst>
+</a:theme>
 </file>